--- a/高中物理/高中物理同步/人教版选必2 第1章 安培力与洛伦兹力·中档卷（19题）.docx
+++ b/高中物理/高中物理同步/人教版选必2 第1章 安培力与洛伦兹力·中档卷（19题）.docx
@@ -7,7 +7,7 @@
       <w:cols w:space="720"/>
       <w:docGrid w:linePitch="360"/>
       <w:pgSz w:w="11906" w:h="16838"/>
-      <w:pgMar w:top="720" w:right="720" w:bottom="720" w:left="720" w:header="720" w:footer="720" w:gutter="0"/>
+      <w:pgMar w:top="850" w:right="850" w:bottom="850" w:left="850" w:header="850" w:footer="850" w:gutter="0"/>
       <w:pgNumType w:start="1"/>
     </w:sectPr>
     <w:p>
@@ -131,9 +131,7 @@
       <w:r>
         <w:rPr>
           <w:rFonts w:ascii="Times New Roman" w:hAnsi="Times New Roman" w:eastAsia="宋体" w:cs="Times New Roman"/>
-          <w:strike w:val="0"/>
           <w:kern w:val="0"/>
-          <w:u w:val="none"/>
           <w:sz w:val="21"/>
           <w:szCs w:val="21"/>
         </w:rPr>
@@ -785,9 +783,7 @@
       <w:r>
         <w:rPr>
           <w:rFonts w:ascii="Times New Roman" w:hAnsi="Times New Roman" w:eastAsia="宋体" w:cs="Times New Roman"/>
-          <w:strike w:val="0"/>
           <w:kern w:val="0"/>
-          <w:u w:val="none"/>
           <w:sz w:val="21"/>
           <w:szCs w:val="21"/>
         </w:rPr>
@@ -1557,9 +1553,7 @@
       <w:r>
         <w:rPr>
           <w:rFonts w:ascii="Times New Roman" w:hAnsi="Times New Roman" w:eastAsia="宋体" w:cs="Times New Roman"/>
-          <w:strike w:val="0"/>
           <w:kern w:val="0"/>
-          <w:u w:val="none"/>
           <w:sz w:val="21"/>
           <w:szCs w:val="21"/>
         </w:rPr>
@@ -1778,9 +1772,7 @@
       <w:r>
         <w:rPr>
           <w:rFonts w:ascii="Times New Roman" w:hAnsi="Times New Roman" w:eastAsia="宋体" w:cs="Times New Roman"/>
-          <w:strike w:val="0"/>
           <w:kern w:val="0"/>
-          <w:u w:val="none"/>
           <w:sz w:val="21"/>
           <w:szCs w:val="21"/>
         </w:rPr>
@@ -1892,9 +1884,7 @@
       <w:r>
         <w:rPr>
           <w:rFonts w:ascii="Times New Roman" w:hAnsi="Times New Roman" w:eastAsia="宋体" w:cs="Times New Roman"/>
-          <w:strike w:val="0"/>
           <w:kern w:val="0"/>
-          <w:u w:val="none"/>
           <w:sz w:val="21"/>
           <w:szCs w:val="21"/>
         </w:rPr>
@@ -2386,9 +2376,7 @@
       <w:r>
         <w:rPr>
           <w:rFonts w:ascii="Times New Roman" w:hAnsi="Times New Roman" w:eastAsia="宋体" w:cs="Times New Roman"/>
-          <w:strike w:val="0"/>
           <w:kern w:val="0"/>
-          <w:u w:val="none"/>
           <w:sz w:val="21"/>
           <w:szCs w:val="21"/>
         </w:rPr>
@@ -3518,9 +3506,7 @@
       <w:r>
         <w:rPr>
           <w:rFonts w:ascii="Times New Roman" w:hAnsi="Times New Roman" w:eastAsia="宋体" w:cs="Times New Roman"/>
-          <w:strike w:val="0"/>
           <w:kern w:val="0"/>
-          <w:u w:val="none"/>
           <w:sz w:val="21"/>
           <w:szCs w:val="21"/>
         </w:rPr>
@@ -4063,9 +4049,7 @@
       <w:r>
         <w:rPr>
           <w:rFonts w:ascii="Times New Roman" w:hAnsi="Times New Roman" w:eastAsia="宋体" w:cs="Times New Roman"/>
-          <w:strike w:val="0"/>
           <w:kern w:val="0"/>
-          <w:u w:val="none"/>
           <w:sz w:val="21"/>
           <w:szCs w:val="21"/>
         </w:rPr>
@@ -4133,9 +4117,7 @@
       <w:r>
         <w:rPr>
           <w:rFonts w:ascii="Times New Roman" w:hAnsi="Times New Roman" w:eastAsia="宋体" w:cs="Times New Roman"/>
-          <w:strike w:val="0"/>
           <w:kern w:val="0"/>
-          <w:u w:val="none"/>
           <w:sz w:val="21"/>
           <w:szCs w:val="21"/>
         </w:rPr>
@@ -4195,9 +4177,7 @@
       <w:r>
         <w:rPr>
           <w:rFonts w:ascii="Times New Roman" w:hAnsi="Times New Roman" w:eastAsia="宋体" w:cs="Times New Roman"/>
-          <w:strike w:val="0"/>
           <w:kern w:val="0"/>
-          <w:u w:val="none"/>
           <w:sz w:val="21"/>
           <w:szCs w:val="21"/>
         </w:rPr>
@@ -4257,9 +4237,7 @@
       <w:r>
         <w:rPr>
           <w:rFonts w:ascii="Times New Roman" w:hAnsi="Times New Roman" w:eastAsia="宋体" w:cs="Times New Roman"/>
-          <w:strike w:val="0"/>
           <w:kern w:val="0"/>
-          <w:u w:val="none"/>
           <w:sz w:val="21"/>
           <w:szCs w:val="21"/>
         </w:rPr>
@@ -4319,9 +4297,7 @@
       <w:r>
         <w:rPr>
           <w:rFonts w:ascii="Times New Roman" w:hAnsi="Times New Roman" w:eastAsia="宋体" w:cs="Times New Roman"/>
-          <w:strike w:val="0"/>
           <w:kern w:val="0"/>
-          <w:u w:val="none"/>
           <w:sz w:val="21"/>
           <w:szCs w:val="21"/>
         </w:rPr>
@@ -4685,9 +4661,7 @@
       <w:r>
         <w:rPr>
           <w:rFonts w:ascii="Times New Roman" w:hAnsi="Times New Roman" w:eastAsia="宋体" w:cs="Times New Roman"/>
-          <w:strike w:val="0"/>
           <w:kern w:val="0"/>
-          <w:u w:val="none"/>
           <w:sz w:val="21"/>
           <w:szCs w:val="21"/>
         </w:rPr>
@@ -5624,9 +5598,7 @@
       <w:r>
         <w:rPr>
           <w:rFonts w:ascii="Times New Roman" w:hAnsi="Times New Roman" w:eastAsia="宋体" w:cs="Times New Roman"/>
-          <w:strike w:val="0"/>
           <w:kern w:val="0"/>
-          <w:u w:val="none"/>
           <w:sz w:val="21"/>
           <w:szCs w:val="21"/>
         </w:rPr>
@@ -6032,9 +6004,7 @@
       <w:r>
         <w:rPr>
           <w:rFonts w:ascii="Times New Roman" w:hAnsi="Times New Roman" w:eastAsia="宋体" w:cs="Times New Roman"/>
-          <w:strike w:val="0"/>
           <w:kern w:val="0"/>
-          <w:u w:val="none"/>
           <w:sz w:val="21"/>
           <w:szCs w:val="21"/>
         </w:rPr>
@@ -6752,9 +6722,7 @@
       <w:r>
         <w:rPr>
           <w:rFonts w:ascii="Times New Roman" w:hAnsi="Times New Roman" w:eastAsia="宋体" w:cs="Times New Roman"/>
-          <w:strike w:val="0"/>
           <w:kern w:val="0"/>
-          <w:u w:val="none"/>
           <w:sz w:val="21"/>
           <w:szCs w:val="21"/>
         </w:rPr>
@@ -7662,9 +7630,7 @@
       <w:r>
         <w:rPr>
           <w:rFonts w:ascii="Times New Roman" w:hAnsi="Times New Roman" w:eastAsia="宋体" w:cs="Times New Roman"/>
-          <w:strike w:val="0"/>
           <w:kern w:val="0"/>
-          <w:u w:val="none"/>
           <w:sz w:val="21"/>
           <w:szCs w:val="21"/>
         </w:rPr>
@@ -8158,9 +8124,7 @@
       <w:r>
         <w:rPr>
           <w:rFonts w:ascii="Times New Roman" w:hAnsi="Times New Roman" w:eastAsia="宋体" w:cs="Times New Roman"/>
-          <w:strike w:val="0"/>
           <w:kern w:val="0"/>
-          <w:u w:val="none"/>
           <w:sz w:val="21"/>
           <w:szCs w:val="21"/>
         </w:rPr>
@@ -9458,9 +9422,7 @@
       <w:r>
         <w:rPr>
           <w:rFonts w:ascii="Times New Roman" w:hAnsi="Times New Roman" w:eastAsia="宋体" w:cs="Times New Roman"/>
-          <w:strike w:val="0"/>
           <w:kern w:val="0"/>
-          <w:u w:val="none"/>
           <w:sz w:val="21"/>
           <w:szCs w:val="21"/>
         </w:rPr>
@@ -9877,9 +9839,7 @@
       <w:r>
         <w:rPr>
           <w:rFonts w:ascii="Times New Roman" w:hAnsi="Times New Roman" w:eastAsia="宋体" w:cs="Times New Roman"/>
-          <w:strike w:val="0"/>
           <w:kern w:val="0"/>
-          <w:u w:val="none"/>
           <w:sz w:val="21"/>
           <w:szCs w:val="21"/>
         </w:rPr>
@@ -10889,9 +10849,7 @@
       <w:r>
         <w:rPr>
           <w:rFonts w:ascii="Times New Roman" w:hAnsi="Times New Roman" w:eastAsia="宋体" w:cs="Times New Roman"/>
-          <w:strike w:val="0"/>
           <w:kern w:val="0"/>
-          <w:u w:val="none"/>
           <w:sz w:val="21"/>
           <w:szCs w:val="21"/>
         </w:rPr>
@@ -12096,9 +12054,7 @@
       <w:r>
         <w:rPr>
           <w:rFonts w:ascii="Times New Roman" w:hAnsi="Times New Roman" w:eastAsia="宋体" w:cs="Times New Roman"/>
-          <w:strike w:val="0"/>
           <w:kern w:val="0"/>
-          <w:u w:val="none"/>
           <w:sz w:val="21"/>
           <w:szCs w:val="21"/>
         </w:rPr>
@@ -13249,9 +13205,7 @@
       <w:r>
         <w:rPr>
           <w:rFonts w:ascii="Times New Roman" w:hAnsi="Times New Roman" w:eastAsia="宋体" w:cs="Times New Roman"/>
-          <w:strike w:val="0"/>
           <w:kern w:val="0"/>
-          <w:u w:val="none"/>
           <w:sz w:val="21"/>
           <w:szCs w:val="21"/>
         </w:rPr>
@@ -14252,9 +14206,7 @@
       <w:r>
         <w:rPr>
           <w:rFonts w:ascii="Times New Roman" w:hAnsi="Times New Roman" w:eastAsia="宋体" w:cs="Times New Roman"/>
-          <w:strike w:val="0"/>
           <w:kern w:val="0"/>
-          <w:u w:val="none"/>
           <w:sz w:val="21"/>
           <w:szCs w:val="21"/>
         </w:rPr>
@@ -14931,9 +14883,7 @@
       <w:r>
         <w:rPr>
           <w:rFonts w:ascii="Times New Roman" w:hAnsi="Times New Roman" w:eastAsia="宋体" w:cs="Times New Roman"/>
-          <w:strike w:val="0"/>
           <w:kern w:val="0"/>
-          <w:u w:val="none"/>
           <w:sz w:val="21"/>
           <w:szCs w:val="21"/>
         </w:rPr>
@@ -16133,9 +16083,7 @@
       <w:r>
         <w:rPr>
           <w:rFonts w:ascii="Times New Roman" w:hAnsi="Times New Roman" w:eastAsia="宋体" w:cs="Times New Roman"/>
-          <w:strike w:val="0"/>
           <w:kern w:val="0"/>
-          <w:u w:val="none"/>
           <w:sz w:val="21"/>
           <w:szCs w:val="21"/>
         </w:rPr>
@@ -18202,9 +18150,7 @@
       <w:r>
         <w:rPr>
           <w:rFonts w:ascii="Times New Roman" w:hAnsi="Times New Roman" w:eastAsia="宋体" w:cs="Times New Roman"/>
-          <w:strike w:val="0"/>
           <w:kern w:val="0"/>
-          <w:u w:val="none"/>
           <w:sz w:val="21"/>
           <w:szCs w:val="21"/>
         </w:rPr>
@@ -19928,9 +19874,7 @@
       <w:r>
         <w:rPr>
           <w:rFonts w:ascii="Times New Roman" w:hAnsi="Times New Roman" w:eastAsia="宋体" w:cs="Times New Roman"/>
-          <w:strike w:val="0"/>
           <w:kern w:val="0"/>
-          <w:u w:val="none"/>
           <w:sz w:val="21"/>
           <w:szCs w:val="21"/>
         </w:rPr>
@@ -21408,6 +21352,14 @@
     <w:pPr>
       <w:jc w:val="center"/>
     </w:pPr>
+    <w:r>
+      <w:rPr>
+        <w:rFonts w:ascii="Times New Roman" w:hAnsi="Times New Roman" w:eastAsia="宋体"/>
+        <w:sz w:val="21"/>
+        <w:szCs w:val="21"/>
+      </w:rPr>
+      <w:t xml:space="preserve">第1章·中档　</w:t>
+    </w:r>
     <w:r>
       <w:rPr>
         <w:rFonts w:ascii="Times New Roman" w:hAnsi="Times New Roman" w:eastAsia="宋体"/>

--- a/高中物理/高中物理同步/人教版选必2 第1章 安培力与洛伦兹力·中档卷（19题）.docx
+++ b/高中物理/高中物理同步/人教版选必2 第1章 安培力与洛伦兹力·中档卷（19题）.docx
@@ -21616,9 +21616,9 @@
   <w:docDefaults>
     <w:rPrDefault>
       <w:rPr>
-        <w:rFonts w:asciiTheme="minorHAnsi" w:eastAsiaTheme="minorEastAsia" w:hAnsiTheme="minorHAnsi" w:cstheme="minorBidi"/>
-        <w:sz w:val="22"/>
-        <w:szCs w:val="22"/>
+        <w:rFonts w:cstheme="minorBidi" w:ascii="Times New Roman" w:hAnsi="Times New Roman" w:eastAsia="宋体" w:cs="Times New Roman"/>
+        <w:sz w:val="21"/>
+        <w:szCs w:val="21"/>
         <w:lang w:val="en-US" w:eastAsia="en-US" w:bidi="ar-SA"/>
       </w:rPr>
     </w:rPrDefault>

--- a/高中物理/高中物理同步/人教版选必2 第1章 安培力与洛伦兹力·中档卷（19题）.docx
+++ b/高中物理/高中物理同步/人教版选必2 第1章 安培力与洛伦兹力·中档卷（19题）.docx
@@ -16,7 +16,7 @@
           <w:sz w:val="21"/>
           <w:szCs w:val="21"/>
         </w:rPr>
-        <w:spacing w:before="0" w:after="0" w:line="300" w:lineRule="multiple"/>
+        <w:spacing w:before="0" w:after="0" w:line="300" w:lineRule="auto"/>
         <w:jc w:val="left"/>
       </w:pPr>
       <w:r>
@@ -35,7 +35,7 @@
           <w:sz w:val="21"/>
           <w:szCs w:val="21"/>
         </w:rPr>
-        <w:spacing w:before="0" w:after="0" w:line="300" w:lineRule="multiple"/>
+        <w:spacing w:before="0" w:after="0" w:line="300" w:lineRule="auto"/>
         <w:jc w:val="left"/>
       </w:pPr>
     </w:p>
@@ -45,7 +45,7 @@
           <w:sz w:val="21"/>
           <w:szCs w:val="21"/>
         </w:rPr>
-        <w:spacing w:before="0" w:after="0" w:line="300" w:lineRule="multiple"/>
+        <w:spacing w:before="0" w:after="0" w:line="300" w:lineRule="auto"/>
         <w:jc w:val="left"/>
       </w:pPr>
       <w:r>
@@ -64,7 +64,7 @@
           <w:sz w:val="21"/>
           <w:szCs w:val="21"/>
         </w:rPr>
-        <w:spacing w:before="0" w:after="0" w:line="300" w:lineRule="multiple"/>
+        <w:spacing w:before="0" w:after="0" w:line="300" w:lineRule="auto"/>
         <w:jc w:val="left"/>
       </w:pPr>
       <w:r>
@@ -84,7 +84,7 @@
           <w:sz w:val="21"/>
           <w:szCs w:val="21"/>
         </w:rPr>
-        <w:spacing w:before="0" w:after="0" w:line="300" w:lineRule="multiple"/>
+        <w:spacing w:before="0" w:after="0" w:line="300" w:lineRule="auto"/>
         <w:jc w:val="left"/>
       </w:pPr>
       <w:r>
@@ -125,7 +125,7 @@
           <w:sz w:val="21"/>
           <w:szCs w:val="21"/>
         </w:rPr>
-        <w:spacing w:before="0" w:after="0" w:line="300" w:lineRule="multiple"/>
+        <w:spacing w:before="0" w:after="0" w:line="300" w:lineRule="auto"/>
         <w:jc w:val="left"/>
       </w:pPr>
       <w:r>
@@ -185,7 +185,7 @@
           <w:sz w:val="21"/>
           <w:szCs w:val="21"/>
         </w:rPr>
-        <w:spacing w:before="0" w:after="0" w:line="300" w:lineRule="multiple"/>
+        <w:spacing w:before="0" w:after="0" w:line="300" w:lineRule="auto"/>
         <w:jc w:val="left"/>
       </w:pPr>
       <w:r>
@@ -252,7 +252,7 @@
           <w:sz w:val="21"/>
           <w:szCs w:val="21"/>
         </w:rPr>
-        <w:spacing w:before="0" w:after="0" w:line="300" w:lineRule="multiple"/>
+        <w:spacing w:before="0" w:after="0" w:line="300" w:lineRule="auto"/>
         <w:jc w:val="left"/>
       </w:pPr>
       <w:r>
@@ -312,7 +312,7 @@
           <w:sz w:val="21"/>
           <w:szCs w:val="21"/>
         </w:rPr>
-        <w:spacing w:before="0" w:after="0" w:line="300" w:lineRule="multiple"/>
+        <w:spacing w:before="0" w:after="0" w:line="300" w:lineRule="auto"/>
         <w:jc w:val="left"/>
       </w:pPr>
       <w:r>
@@ -404,7 +404,7 @@
           <w:sz w:val="21"/>
           <w:szCs w:val="21"/>
         </w:rPr>
-        <w:spacing w:before="0" w:after="0" w:line="300" w:lineRule="multiple"/>
+        <w:spacing w:before="0" w:after="0" w:line="300" w:lineRule="auto"/>
         <w:jc w:val="left"/>
       </w:pPr>
       <w:r>
@@ -473,7 +473,7 @@
           <w:sz w:val="21"/>
           <w:szCs w:val="21"/>
         </w:rPr>
-        <w:spacing w:before="0" w:after="0" w:line="300" w:lineRule="multiple"/>
+        <w:spacing w:before="0" w:after="0" w:line="300" w:lineRule="auto"/>
         <w:jc w:val="left"/>
       </w:pPr>
     </w:p>
@@ -483,7 +483,7 @@
           <w:sz w:val="21"/>
           <w:szCs w:val="21"/>
         </w:rPr>
-        <w:spacing w:before="0" w:after="0" w:line="300" w:lineRule="multiple"/>
+        <w:spacing w:before="0" w:after="0" w:line="300" w:lineRule="auto"/>
         <w:jc w:val="left"/>
       </w:pPr>
       <w:r>
@@ -503,7 +503,7 @@
           <w:sz w:val="21"/>
           <w:szCs w:val="21"/>
         </w:rPr>
-        <w:spacing w:before="0" w:after="0" w:line="300" w:lineRule="multiple"/>
+        <w:spacing w:before="0" w:after="0" w:line="300" w:lineRule="auto"/>
         <w:jc w:val="left"/>
       </w:pPr>
       <w:r>
@@ -777,7 +777,7 @@
           <w:sz w:val="21"/>
           <w:szCs w:val="21"/>
         </w:rPr>
-        <w:spacing w:before="0" w:after="0" w:line="300" w:lineRule="multiple"/>
+        <w:spacing w:before="0" w:after="0" w:line="300" w:lineRule="auto"/>
         <w:jc w:val="left"/>
       </w:pPr>
       <w:r>
@@ -834,7 +834,7 @@
           <w:sz w:val="21"/>
           <w:szCs w:val="21"/>
         </w:rPr>
-        <w:spacing w:before="0" w:after="0" w:line="300" w:lineRule="multiple"/>
+        <w:spacing w:before="0" w:after="0" w:line="300" w:lineRule="auto"/>
         <w:jc w:val="left"/>
       </w:pPr>
       <w:r>
@@ -881,7 +881,7 @@
           <w:sz w:val="21"/>
           <w:szCs w:val="21"/>
         </w:rPr>
-        <w:spacing w:before="0" w:after="0" w:line="300" w:lineRule="multiple"/>
+        <w:spacing w:before="0" w:after="0" w:line="300" w:lineRule="auto"/>
         <w:jc w:val="left"/>
       </w:pPr>
       <w:r>
@@ -928,7 +928,7 @@
           <w:sz w:val="21"/>
           <w:szCs w:val="21"/>
         </w:rPr>
-        <w:spacing w:before="0" w:after="0" w:line="300" w:lineRule="multiple"/>
+        <w:spacing w:before="0" w:after="0" w:line="300" w:lineRule="auto"/>
         <w:jc w:val="left"/>
       </w:pPr>
       <w:r>
@@ -990,7 +990,7 @@
           <w:sz w:val="21"/>
           <w:szCs w:val="21"/>
         </w:rPr>
-        <w:spacing w:before="0" w:after="0" w:line="300" w:lineRule="multiple"/>
+        <w:spacing w:before="0" w:after="0" w:line="300" w:lineRule="auto"/>
         <w:jc w:val="left"/>
       </w:pPr>
       <w:r>
@@ -1043,7 +1043,7 @@
           <w:sz w:val="21"/>
           <w:szCs w:val="21"/>
         </w:rPr>
-        <w:spacing w:before="0" w:after="0" w:line="300" w:lineRule="multiple"/>
+        <w:spacing w:before="0" w:after="0" w:line="300" w:lineRule="auto"/>
         <w:jc w:val="left"/>
       </w:pPr>
       <w:r>
@@ -1103,7 +1103,7 @@
           <w:sz w:val="21"/>
           <w:szCs w:val="21"/>
         </w:rPr>
-        <w:spacing w:before="0" w:after="0" w:line="300" w:lineRule="multiple"/>
+        <w:spacing w:before="0" w:after="0" w:line="300" w:lineRule="auto"/>
         <w:jc w:val="left"/>
       </w:pPr>
       <w:r>
@@ -1191,7 +1191,7 @@
           <w:sz w:val="21"/>
           <w:szCs w:val="21"/>
         </w:rPr>
-        <w:spacing w:before="0" w:after="0" w:line="300" w:lineRule="multiple"/>
+        <w:spacing w:before="0" w:after="0" w:line="300" w:lineRule="auto"/>
         <w:jc w:val="left"/>
       </w:pPr>
       <w:r>
@@ -1276,7 +1276,7 @@
           <w:sz w:val="21"/>
           <w:szCs w:val="21"/>
         </w:rPr>
-        <w:spacing w:before="0" w:after="0" w:line="300" w:lineRule="multiple"/>
+        <w:spacing w:before="0" w:after="0" w:line="300" w:lineRule="auto"/>
         <w:jc w:val="left"/>
       </w:pPr>
       <w:r>
@@ -1361,7 +1361,7 @@
           <w:sz w:val="21"/>
           <w:szCs w:val="21"/>
         </w:rPr>
-        <w:spacing w:before="0" w:after="0" w:line="300" w:lineRule="multiple"/>
+        <w:spacing w:before="0" w:after="0" w:line="300" w:lineRule="auto"/>
         <w:jc w:val="left"/>
       </w:pPr>
       <w:r>
@@ -1463,7 +1463,7 @@
           <w:sz w:val="21"/>
           <w:szCs w:val="21"/>
         </w:rPr>
-        <w:spacing w:before="0" w:after="0" w:line="300" w:lineRule="multiple"/>
+        <w:spacing w:before="0" w:after="0" w:line="300" w:lineRule="auto"/>
         <w:jc w:val="left"/>
       </w:pPr>
       <w:r>
@@ -1481,7 +1481,7 @@
           <w:sz w:val="21"/>
           <w:szCs w:val="21"/>
         </w:rPr>
-        <w:spacing w:before="0" w:after="0" w:line="300" w:lineRule="multiple"/>
+        <w:spacing w:before="0" w:after="0" w:line="300" w:lineRule="auto"/>
         <w:jc w:val="left"/>
       </w:pPr>
     </w:p>
@@ -1491,7 +1491,7 @@
           <w:sz w:val="21"/>
           <w:szCs w:val="21"/>
         </w:rPr>
-        <w:spacing w:before="0" w:after="0" w:line="300" w:lineRule="multiple"/>
+        <w:spacing w:before="0" w:after="0" w:line="300" w:lineRule="auto"/>
         <w:jc w:val="left"/>
       </w:pPr>
       <w:r>
@@ -1511,7 +1511,7 @@
           <w:sz w:val="21"/>
           <w:szCs w:val="21"/>
         </w:rPr>
-        <w:spacing w:before="0" w:after="0" w:line="300" w:lineRule="multiple"/>
+        <w:spacing w:before="0" w:after="0" w:line="300" w:lineRule="auto"/>
         <w:jc w:val="left"/>
       </w:pPr>
       <w:r>
@@ -1547,7 +1547,7 @@
           <w:sz w:val="21"/>
           <w:szCs w:val="21"/>
         </w:rPr>
-        <w:spacing w:before="0" w:after="0" w:line="300" w:lineRule="multiple"/>
+        <w:spacing w:before="0" w:after="0" w:line="300" w:lineRule="auto"/>
         <w:jc w:val="left"/>
       </w:pPr>
       <w:r>
@@ -1602,7 +1602,7 @@
           <w:sz w:val="21"/>
           <w:szCs w:val="21"/>
         </w:rPr>
-        <w:spacing w:before="0" w:after="0" w:line="300" w:lineRule="multiple"/>
+        <w:spacing w:before="0" w:after="0" w:line="300" w:lineRule="auto"/>
         <w:jc w:val="left"/>
       </w:pPr>
       <w:r>
@@ -1621,7 +1621,7 @@
           <w:sz w:val="21"/>
           <w:szCs w:val="21"/>
         </w:rPr>
-        <w:spacing w:before="0" w:after="0" w:line="300" w:lineRule="multiple"/>
+        <w:spacing w:before="0" w:after="0" w:line="300" w:lineRule="auto"/>
         <w:jc w:val="left"/>
       </w:pPr>
       <w:r>
@@ -1640,7 +1640,7 @@
           <w:sz w:val="21"/>
           <w:szCs w:val="21"/>
         </w:rPr>
-        <w:spacing w:before="0" w:after="0" w:line="300" w:lineRule="multiple"/>
+        <w:spacing w:before="0" w:after="0" w:line="300" w:lineRule="auto"/>
         <w:jc w:val="left"/>
       </w:pPr>
       <w:r>
@@ -1659,7 +1659,7 @@
           <w:sz w:val="21"/>
           <w:szCs w:val="21"/>
         </w:rPr>
-        <w:spacing w:before="0" w:after="0" w:line="300" w:lineRule="multiple"/>
+        <w:spacing w:before="0" w:after="0" w:line="300" w:lineRule="auto"/>
         <w:jc w:val="left"/>
       </w:pPr>
       <w:r>
@@ -1678,7 +1678,7 @@
           <w:sz w:val="21"/>
           <w:szCs w:val="21"/>
         </w:rPr>
-        <w:spacing w:before="0" w:after="0" w:line="300" w:lineRule="multiple"/>
+        <w:spacing w:before="0" w:after="0" w:line="300" w:lineRule="auto"/>
         <w:jc w:val="left"/>
       </w:pPr>
       <w:r>
@@ -1738,7 +1738,7 @@
           <w:sz w:val="21"/>
           <w:szCs w:val="21"/>
         </w:rPr>
-        <w:spacing w:before="0" w:after="0" w:line="300" w:lineRule="multiple"/>
+        <w:spacing w:before="0" w:after="0" w:line="300" w:lineRule="auto"/>
         <w:jc w:val="left"/>
       </w:pPr>
       <w:r>
@@ -1766,7 +1766,7 @@
           <w:sz w:val="21"/>
           <w:szCs w:val="21"/>
         </w:rPr>
-        <w:spacing w:before="0" w:after="0" w:line="300" w:lineRule="multiple"/>
+        <w:spacing w:before="0" w:after="0" w:line="300" w:lineRule="auto"/>
         <w:jc w:val="left"/>
       </w:pPr>
       <w:r>
@@ -1821,7 +1821,7 @@
           <w:sz w:val="21"/>
           <w:szCs w:val="21"/>
         </w:rPr>
-        <w:spacing w:before="0" w:after="0" w:line="300" w:lineRule="multiple"/>
+        <w:spacing w:before="0" w:after="0" w:line="300" w:lineRule="auto"/>
         <w:jc w:val="left"/>
       </w:pPr>
       <w:r>
@@ -1878,7 +1878,7 @@
           <w:sz w:val="21"/>
           <w:szCs w:val="21"/>
         </w:rPr>
-        <w:spacing w:before="0" w:after="0" w:line="300" w:lineRule="multiple"/>
+        <w:spacing w:before="0" w:after="0" w:line="300" w:lineRule="auto"/>
         <w:jc w:val="left"/>
       </w:pPr>
       <w:r>
@@ -1933,7 +1933,7 @@
           <w:sz w:val="21"/>
           <w:szCs w:val="21"/>
         </w:rPr>
-        <w:spacing w:before="0" w:after="0" w:line="300" w:lineRule="multiple"/>
+        <w:spacing w:before="0" w:after="0" w:line="300" w:lineRule="auto"/>
         <w:jc w:val="left"/>
       </w:pPr>
       <w:r>
@@ -2093,7 +2093,7 @@
           <w:sz w:val="21"/>
           <w:szCs w:val="21"/>
         </w:rPr>
-        <w:spacing w:before="0" w:after="0" w:line="300" w:lineRule="multiple"/>
+        <w:spacing w:before="0" w:after="0" w:line="300" w:lineRule="auto"/>
         <w:jc w:val="left"/>
       </w:pPr>
       <w:r>
@@ -2112,7 +2112,7 @@
           <w:sz w:val="21"/>
           <w:szCs w:val="21"/>
         </w:rPr>
-        <w:spacing w:before="0" w:after="0" w:line="300" w:lineRule="multiple"/>
+        <w:spacing w:before="0" w:after="0" w:line="300" w:lineRule="auto"/>
         <w:jc w:val="left"/>
       </w:pPr>
       <w:r>
@@ -2130,7 +2130,7 @@
           <w:sz w:val="21"/>
           <w:szCs w:val="21"/>
         </w:rPr>
-        <w:spacing w:before="0" w:after="0" w:line="300" w:lineRule="multiple"/>
+        <w:spacing w:before="0" w:after="0" w:line="300" w:lineRule="auto"/>
         <w:jc w:val="left"/>
       </w:pPr>
     </w:p>
@@ -2140,7 +2140,7 @@
           <w:sz w:val="21"/>
           <w:szCs w:val="21"/>
         </w:rPr>
-        <w:spacing w:before="0" w:after="0" w:line="300" w:lineRule="multiple"/>
+        <w:spacing w:before="0" w:after="0" w:line="300" w:lineRule="auto"/>
         <w:jc w:val="left"/>
       </w:pPr>
       <w:r>
@@ -2160,7 +2160,7 @@
           <w:sz w:val="21"/>
           <w:szCs w:val="21"/>
         </w:rPr>
-        <w:spacing w:before="0" w:after="0" w:line="300" w:lineRule="multiple"/>
+        <w:spacing w:before="0" w:after="0" w:line="300" w:lineRule="auto"/>
         <w:jc w:val="left"/>
       </w:pPr>
       <w:r>
@@ -2332,7 +2332,7 @@
           <w:sz w:val="21"/>
           <w:szCs w:val="21"/>
         </w:rPr>
-        <w:spacing w:before="0" w:after="0" w:line="300" w:lineRule="multiple"/>
+        <w:spacing w:before="0" w:after="0" w:line="300" w:lineRule="auto"/>
         <w:jc w:val="left"/>
       </w:pPr>
       <w:r>
@@ -2351,7 +2351,7 @@
           <w:sz w:val="21"/>
           <w:szCs w:val="21"/>
         </w:rPr>
-        <w:spacing w:before="0" w:after="0" w:line="300" w:lineRule="multiple"/>
+        <w:spacing w:before="0" w:after="0" w:line="300" w:lineRule="auto"/>
         <w:jc w:val="left"/>
       </w:pPr>
       <w:r>
@@ -2370,7 +2370,7 @@
           <w:sz w:val="21"/>
           <w:szCs w:val="21"/>
         </w:rPr>
-        <w:spacing w:before="0" w:after="0" w:line="300" w:lineRule="multiple"/>
+        <w:spacing w:before="0" w:after="0" w:line="300" w:lineRule="auto"/>
         <w:jc w:val="left"/>
       </w:pPr>
       <w:r>
@@ -2425,7 +2425,7 @@
           <w:sz w:val="21"/>
           <w:szCs w:val="21"/>
         </w:rPr>
-        <w:spacing w:before="0" w:after="0" w:line="300" w:lineRule="multiple"/>
+        <w:spacing w:before="0" w:after="0" w:line="300" w:lineRule="auto"/>
         <w:jc w:val="left"/>
       </w:pPr>
       <w:r>
@@ -2727,7 +2727,7 @@
           <w:sz w:val="21"/>
           <w:szCs w:val="21"/>
         </w:rPr>
-        <w:spacing w:before="0" w:after="0" w:line="300" w:lineRule="multiple"/>
+        <w:spacing w:before="0" w:after="0" w:line="300" w:lineRule="auto"/>
         <w:jc w:val="left"/>
       </w:pPr>
       <w:r>
@@ -2852,7 +2852,7 @@
           <w:sz w:val="21"/>
           <w:szCs w:val="21"/>
         </w:rPr>
-        <w:spacing w:before="0" w:after="0" w:line="300" w:lineRule="multiple"/>
+        <w:spacing w:before="0" w:after="0" w:line="300" w:lineRule="auto"/>
         <w:jc w:val="left"/>
       </w:pPr>
       <w:r>
@@ -2942,7 +2942,7 @@
           <w:sz w:val="21"/>
           <w:szCs w:val="21"/>
         </w:rPr>
-        <w:spacing w:before="0" w:after="0" w:line="300" w:lineRule="multiple"/>
+        <w:spacing w:before="0" w:after="0" w:line="300" w:lineRule="auto"/>
         <w:jc w:val="left"/>
       </w:pPr>
       <w:r>
@@ -2978,7 +2978,7 @@
           <w:sz w:val="21"/>
           <w:szCs w:val="21"/>
         </w:rPr>
-        <w:spacing w:before="0" w:after="0" w:line="300" w:lineRule="multiple"/>
+        <w:spacing w:before="0" w:after="0" w:line="300" w:lineRule="auto"/>
         <w:jc w:val="left"/>
       </w:pPr>
       <w:r>
@@ -3065,7 +3065,7 @@
           <w:sz w:val="21"/>
           <w:szCs w:val="21"/>
         </w:rPr>
-        <w:spacing w:before="0" w:after="0" w:line="300" w:lineRule="multiple"/>
+        <w:spacing w:before="0" w:after="0" w:line="300" w:lineRule="auto"/>
         <w:jc w:val="left"/>
       </w:pPr>
       <w:r>
@@ -3202,7 +3202,7 @@
           <w:sz w:val="21"/>
           <w:szCs w:val="21"/>
         </w:rPr>
-        <w:spacing w:before="0" w:after="0" w:line="300" w:lineRule="multiple"/>
+        <w:spacing w:before="0" w:after="0" w:line="300" w:lineRule="auto"/>
         <w:jc w:val="left"/>
       </w:pPr>
       <w:r>
@@ -3366,7 +3366,7 @@
           <w:sz w:val="21"/>
           <w:szCs w:val="21"/>
         </w:rPr>
-        <w:spacing w:before="0" w:after="0" w:line="300" w:lineRule="multiple"/>
+        <w:spacing w:before="0" w:after="0" w:line="300" w:lineRule="auto"/>
         <w:jc w:val="left"/>
       </w:pPr>
     </w:p>
@@ -3376,7 +3376,7 @@
           <w:sz w:val="21"/>
           <w:szCs w:val="21"/>
         </w:rPr>
-        <w:spacing w:before="0" w:after="0" w:line="300" w:lineRule="multiple"/>
+        <w:spacing w:before="0" w:after="0" w:line="300" w:lineRule="auto"/>
         <w:jc w:val="left"/>
       </w:pPr>
       <w:r>
@@ -3396,7 +3396,7 @@
           <w:sz w:val="21"/>
           <w:szCs w:val="21"/>
         </w:rPr>
-        <w:spacing w:before="0" w:after="0" w:line="300" w:lineRule="multiple"/>
+        <w:spacing w:before="0" w:after="0" w:line="300" w:lineRule="auto"/>
         <w:jc w:val="left"/>
       </w:pPr>
       <w:r>
@@ -3500,7 +3500,7 @@
           <w:sz w:val="21"/>
           <w:szCs w:val="21"/>
         </w:rPr>
-        <w:spacing w:before="0" w:after="0" w:line="300" w:lineRule="multiple"/>
+        <w:spacing w:before="0" w:after="0" w:line="300" w:lineRule="auto"/>
         <w:jc w:val="left"/>
       </w:pPr>
       <w:r>
@@ -3555,7 +3555,7 @@
           <w:sz w:val="21"/>
           <w:szCs w:val="21"/>
         </w:rPr>
-        <w:spacing w:before="0" w:after="0" w:line="300" w:lineRule="multiple"/>
+        <w:spacing w:before="0" w:after="0" w:line="300" w:lineRule="auto"/>
         <w:jc w:val="left"/>
       </w:pPr>
       <w:r>
@@ -3574,7 +3574,7 @@
           <w:sz w:val="21"/>
           <w:szCs w:val="21"/>
         </w:rPr>
-        <w:spacing w:before="0" w:after="0" w:line="300" w:lineRule="multiple"/>
+        <w:spacing w:before="0" w:after="0" w:line="300" w:lineRule="auto"/>
         <w:jc w:val="left"/>
       </w:pPr>
       <w:r>
@@ -3593,7 +3593,7 @@
           <w:sz w:val="21"/>
           <w:szCs w:val="21"/>
         </w:rPr>
-        <w:spacing w:before="0" w:after="0" w:line="300" w:lineRule="multiple"/>
+        <w:spacing w:before="0" w:after="0" w:line="300" w:lineRule="auto"/>
         <w:jc w:val="left"/>
       </w:pPr>
       <w:r>
@@ -3614,7 +3614,7 @@
           <w:sz w:val="21"/>
           <w:szCs w:val="21"/>
         </w:rPr>
-        <w:spacing w:before="0" w:after="0" w:line="300" w:lineRule="multiple"/>
+        <w:spacing w:before="0" w:after="0" w:line="300" w:lineRule="auto"/>
         <w:jc w:val="left"/>
       </w:pPr>
       <w:r>
@@ -3676,7 +3676,7 @@
           <w:sz w:val="21"/>
           <w:szCs w:val="21"/>
         </w:rPr>
-        <w:spacing w:before="0" w:after="0" w:line="300" w:lineRule="multiple"/>
+        <w:spacing w:before="0" w:after="0" w:line="300" w:lineRule="auto"/>
         <w:jc w:val="left"/>
       </w:pPr>
       <w:r>
@@ -3736,7 +3736,7 @@
           <w:sz w:val="21"/>
           <w:szCs w:val="21"/>
         </w:rPr>
-        <w:spacing w:before="0" w:after="0" w:line="300" w:lineRule="multiple"/>
+        <w:spacing w:before="0" w:after="0" w:line="300" w:lineRule="auto"/>
         <w:jc w:val="left"/>
       </w:pPr>
       <w:r>
@@ -3764,7 +3764,7 @@
           <w:sz w:val="21"/>
           <w:szCs w:val="21"/>
         </w:rPr>
-        <w:spacing w:before="0" w:after="0" w:line="300" w:lineRule="multiple"/>
+        <w:spacing w:before="0" w:after="0" w:line="300" w:lineRule="auto"/>
         <w:jc w:val="left"/>
       </w:pPr>
       <w:r>
@@ -3783,7 +3783,7 @@
           <w:sz w:val="21"/>
           <w:szCs w:val="21"/>
         </w:rPr>
-        <w:spacing w:before="0" w:after="0" w:line="300" w:lineRule="multiple"/>
+        <w:spacing w:before="0" w:after="0" w:line="300" w:lineRule="auto"/>
         <w:jc w:val="left"/>
       </w:pPr>
       <w:r>
@@ -3836,7 +3836,7 @@
           <w:sz w:val="21"/>
           <w:szCs w:val="21"/>
         </w:rPr>
-        <w:spacing w:before="0" w:after="0" w:line="300" w:lineRule="multiple"/>
+        <w:spacing w:before="0" w:after="0" w:line="300" w:lineRule="auto"/>
         <w:jc w:val="left"/>
       </w:pPr>
       <w:r>
@@ -3906,7 +3906,7 @@
           <w:sz w:val="21"/>
           <w:szCs w:val="21"/>
         </w:rPr>
-        <w:spacing w:before="0" w:after="0" w:line="300" w:lineRule="multiple"/>
+        <w:spacing w:before="0" w:after="0" w:line="300" w:lineRule="auto"/>
         <w:jc w:val="left"/>
       </w:pPr>
       <w:r>
@@ -3924,7 +3924,7 @@
           <w:sz w:val="21"/>
           <w:szCs w:val="21"/>
         </w:rPr>
-        <w:spacing w:before="0" w:after="0" w:line="300" w:lineRule="multiple"/>
+        <w:spacing w:before="0" w:after="0" w:line="300" w:lineRule="auto"/>
         <w:jc w:val="left"/>
       </w:pPr>
     </w:p>
@@ -3934,7 +3934,7 @@
           <w:sz w:val="21"/>
           <w:szCs w:val="21"/>
         </w:rPr>
-        <w:spacing w:before="0" w:after="0" w:line="300" w:lineRule="multiple"/>
+        <w:spacing w:before="0" w:after="0" w:line="300" w:lineRule="auto"/>
         <w:jc w:val="left"/>
       </w:pPr>
       <w:r>
@@ -3953,7 +3953,7 @@
           <w:sz w:val="21"/>
           <w:szCs w:val="21"/>
         </w:rPr>
-        <w:spacing w:before="0" w:after="0" w:line="300" w:lineRule="multiple"/>
+        <w:spacing w:before="0" w:after="0" w:line="300" w:lineRule="auto"/>
         <w:jc w:val="left"/>
       </w:pPr>
       <w:r>
@@ -3973,7 +3973,7 @@
           <w:sz w:val="21"/>
           <w:szCs w:val="21"/>
         </w:rPr>
-        <w:spacing w:before="0" w:after="0" w:line="300" w:lineRule="multiple"/>
+        <w:spacing w:before="0" w:after="0" w:line="300" w:lineRule="auto"/>
         <w:jc w:val="left"/>
       </w:pPr>
       <w:r>
@@ -4043,7 +4043,7 @@
           <w:sz w:val="21"/>
           <w:szCs w:val="21"/>
         </w:rPr>
-        <w:spacing w:before="0" w:after="0" w:line="300" w:lineRule="multiple"/>
+        <w:spacing w:before="0" w:after="0" w:line="300" w:lineRule="auto"/>
         <w:jc w:val="left"/>
       </w:pPr>
       <w:r>
@@ -4103,7 +4103,7 @@
           <w:sz w:val="21"/>
           <w:szCs w:val="21"/>
         </w:rPr>
-        <w:spacing w:before="0" w:after="0" w:line="300" w:lineRule="multiple"/>
+        <w:spacing w:before="0" w:after="0" w:line="300" w:lineRule="auto"/>
         <w:jc w:val="left"/>
       </w:pPr>
       <w:r>
@@ -4346,7 +4346,7 @@
           <w:sz w:val="21"/>
           <w:szCs w:val="21"/>
         </w:rPr>
-        <w:spacing w:before="0" w:after="0" w:line="300" w:lineRule="multiple"/>
+        <w:spacing w:before="0" w:after="0" w:line="300" w:lineRule="auto"/>
         <w:jc w:val="left"/>
       </w:pPr>
       <w:r>
@@ -4406,7 +4406,7 @@
           <w:sz w:val="21"/>
           <w:szCs w:val="21"/>
         </w:rPr>
-        <w:spacing w:before="0" w:after="0" w:line="300" w:lineRule="multiple"/>
+        <w:spacing w:before="0" w:after="0" w:line="300" w:lineRule="auto"/>
         <w:jc w:val="left"/>
       </w:pPr>
       <w:r>
@@ -4556,7 +4556,7 @@
           <w:sz w:val="21"/>
           <w:szCs w:val="21"/>
         </w:rPr>
-        <w:spacing w:before="0" w:after="0" w:line="300" w:lineRule="multiple"/>
+        <w:spacing w:before="0" w:after="0" w:line="300" w:lineRule="auto"/>
         <w:jc w:val="left"/>
       </w:pPr>
       <w:r>
@@ -4574,7 +4574,7 @@
           <w:sz w:val="21"/>
           <w:szCs w:val="21"/>
         </w:rPr>
-        <w:spacing w:before="0" w:after="0" w:line="300" w:lineRule="multiple"/>
+        <w:spacing w:before="0" w:after="0" w:line="300" w:lineRule="auto"/>
         <w:jc w:val="left"/>
       </w:pPr>
     </w:p>
@@ -4584,7 +4584,7 @@
           <w:sz w:val="21"/>
           <w:szCs w:val="21"/>
         </w:rPr>
-        <w:spacing w:before="0" w:after="0" w:line="300" w:lineRule="multiple"/>
+        <w:spacing w:before="0" w:after="0" w:line="300" w:lineRule="auto"/>
         <w:jc w:val="left"/>
       </w:pPr>
       <w:r>
@@ -4604,7 +4604,7 @@
           <w:sz w:val="21"/>
           <w:szCs w:val="21"/>
         </w:rPr>
-        <w:spacing w:before="0" w:after="0" w:line="300" w:lineRule="multiple"/>
+        <w:spacing w:before="0" w:after="0" w:line="300" w:lineRule="auto"/>
         <w:jc w:val="left"/>
       </w:pPr>
       <w:r>
@@ -4655,7 +4655,7 @@
           <w:sz w:val="21"/>
           <w:szCs w:val="21"/>
         </w:rPr>
-        <w:spacing w:before="0" w:after="0" w:line="300" w:lineRule="multiple"/>
+        <w:spacing w:before="0" w:after="0" w:line="300" w:lineRule="auto"/>
         <w:jc w:val="left"/>
       </w:pPr>
       <w:r>
@@ -4715,7 +4715,7 @@
           <w:sz w:val="21"/>
           <w:szCs w:val="21"/>
         </w:rPr>
-        <w:spacing w:before="0" w:after="0" w:line="300" w:lineRule="multiple"/>
+        <w:spacing w:before="0" w:after="0" w:line="300" w:lineRule="auto"/>
         <w:jc w:val="left"/>
       </w:pPr>
       <w:r>
@@ -4856,7 +4856,7 @@
           <w:sz w:val="21"/>
           <w:szCs w:val="21"/>
         </w:rPr>
-        <w:spacing w:before="0" w:after="0" w:line="300" w:lineRule="multiple"/>
+        <w:spacing w:before="0" w:after="0" w:line="300" w:lineRule="auto"/>
         <w:jc w:val="left"/>
       </w:pPr>
       <w:r>
@@ -4916,7 +4916,7 @@
           <w:sz w:val="21"/>
           <w:szCs w:val="21"/>
         </w:rPr>
-        <w:spacing w:before="0" w:after="0" w:line="300" w:lineRule="multiple"/>
+        <w:spacing w:before="0" w:after="0" w:line="300" w:lineRule="auto"/>
         <w:jc w:val="left"/>
       </w:pPr>
       <w:r>
@@ -5073,7 +5073,7 @@
           <w:sz w:val="21"/>
           <w:szCs w:val="21"/>
         </w:rPr>
-        <w:spacing w:before="0" w:after="0" w:line="300" w:lineRule="multiple"/>
+        <w:spacing w:before="0" w:after="0" w:line="300" w:lineRule="auto"/>
         <w:jc w:val="left"/>
       </w:pPr>
       <w:r>
@@ -5172,7 +5172,7 @@
           <w:sz w:val="21"/>
           <w:szCs w:val="21"/>
         </w:rPr>
-        <w:spacing w:before="0" w:after="0" w:line="300" w:lineRule="multiple"/>
+        <w:spacing w:before="0" w:after="0" w:line="300" w:lineRule="auto"/>
         <w:jc w:val="left"/>
       </w:pPr>
       <w:r>
@@ -5299,7 +5299,7 @@
           <w:sz w:val="21"/>
           <w:szCs w:val="21"/>
         </w:rPr>
-        <w:spacing w:before="0" w:after="0" w:line="300" w:lineRule="multiple"/>
+        <w:spacing w:before="0" w:after="0" w:line="300" w:lineRule="auto"/>
         <w:jc w:val="left"/>
       </w:pPr>
       <w:r>
@@ -5350,7 +5350,7 @@
           <w:sz w:val="21"/>
           <w:szCs w:val="21"/>
         </w:rPr>
-        <w:spacing w:before="0" w:after="0" w:line="300" w:lineRule="multiple"/>
+        <w:spacing w:before="0" w:after="0" w:line="300" w:lineRule="auto"/>
         <w:jc w:val="left"/>
       </w:pPr>
       <w:r>
@@ -5368,7 +5368,7 @@
           <w:sz w:val="21"/>
           <w:szCs w:val="21"/>
         </w:rPr>
-        <w:spacing w:before="0" w:after="0" w:line="300" w:lineRule="multiple"/>
+        <w:spacing w:before="0" w:after="0" w:line="300" w:lineRule="auto"/>
         <w:jc w:val="left"/>
       </w:pPr>
     </w:p>
@@ -5378,7 +5378,7 @@
           <w:sz w:val="21"/>
           <w:szCs w:val="21"/>
         </w:rPr>
-        <w:spacing w:before="0" w:after="0" w:line="300" w:lineRule="multiple"/>
+        <w:spacing w:before="0" w:after="0" w:line="300" w:lineRule="auto"/>
         <w:jc w:val="left"/>
       </w:pPr>
       <w:r>
@@ -5397,7 +5397,7 @@
           <w:sz w:val="21"/>
           <w:szCs w:val="21"/>
         </w:rPr>
-        <w:spacing w:before="0" w:after="0" w:line="300" w:lineRule="multiple"/>
+        <w:spacing w:before="0" w:after="0" w:line="300" w:lineRule="auto"/>
         <w:jc w:val="left"/>
       </w:pPr>
       <w:r>
@@ -5417,7 +5417,7 @@
           <w:sz w:val="21"/>
           <w:szCs w:val="21"/>
         </w:rPr>
-        <w:spacing w:before="0" w:after="0" w:line="300" w:lineRule="multiple"/>
+        <w:spacing w:before="0" w:after="0" w:line="300" w:lineRule="auto"/>
         <w:jc w:val="left"/>
       </w:pPr>
       <w:r>
@@ -5592,7 +5592,7 @@
           <w:sz w:val="21"/>
           <w:szCs w:val="21"/>
         </w:rPr>
-        <w:spacing w:before="0" w:after="0" w:line="300" w:lineRule="multiple"/>
+        <w:spacing w:before="0" w:after="0" w:line="300" w:lineRule="auto"/>
         <w:jc w:val="left"/>
       </w:pPr>
       <w:r>
@@ -5650,7 +5650,7 @@
           <w:sz w:val="21"/>
           <w:szCs w:val="21"/>
         </w:rPr>
-        <w:spacing w:before="0" w:after="0" w:line="300" w:lineRule="multiple"/>
+        <w:spacing w:before="0" w:after="0" w:line="300" w:lineRule="auto"/>
         <w:jc w:val="left"/>
       </w:pPr>
       <w:r>
@@ -5770,7 +5770,7 @@
           <w:sz w:val="21"/>
           <w:szCs w:val="21"/>
         </w:rPr>
-        <w:spacing w:before="0" w:after="0" w:line="300" w:lineRule="multiple"/>
+        <w:spacing w:before="0" w:after="0" w:line="300" w:lineRule="auto"/>
         <w:jc w:val="left"/>
       </w:pPr>
       <w:r>
@@ -5893,7 +5893,7 @@
           <w:sz w:val="21"/>
           <w:szCs w:val="21"/>
         </w:rPr>
-        <w:spacing w:before="0" w:after="0" w:line="300" w:lineRule="multiple"/>
+        <w:spacing w:before="0" w:after="0" w:line="300" w:lineRule="auto"/>
         <w:jc w:val="left"/>
       </w:pPr>
       <w:r>
@@ -5953,7 +5953,7 @@
           <w:sz w:val="21"/>
           <w:szCs w:val="21"/>
         </w:rPr>
-        <w:spacing w:before="0" w:after="0" w:line="300" w:lineRule="multiple"/>
+        <w:spacing w:before="0" w:after="0" w:line="300" w:lineRule="auto"/>
         <w:jc w:val="left"/>
       </w:pPr>
       <w:r>
@@ -5998,7 +5998,7 @@
           <w:sz w:val="21"/>
           <w:szCs w:val="21"/>
         </w:rPr>
-        <w:spacing w:before="0" w:after="0" w:line="300" w:lineRule="multiple"/>
+        <w:spacing w:before="0" w:after="0" w:line="300" w:lineRule="auto"/>
         <w:jc w:val="left"/>
       </w:pPr>
       <w:r>
@@ -6053,7 +6053,7 @@
           <w:sz w:val="21"/>
           <w:szCs w:val="21"/>
         </w:rPr>
-        <w:spacing w:before="0" w:after="0" w:line="300" w:lineRule="multiple"/>
+        <w:spacing w:before="0" w:after="0" w:line="300" w:lineRule="auto"/>
         <w:jc w:val="left"/>
       </w:pPr>
       <w:r>
@@ -6131,7 +6131,7 @@
           <w:sz w:val="21"/>
           <w:szCs w:val="21"/>
         </w:rPr>
-        <w:spacing w:before="0" w:after="0" w:line="300" w:lineRule="multiple"/>
+        <w:spacing w:before="0" w:after="0" w:line="300" w:lineRule="auto"/>
         <w:jc w:val="left"/>
       </w:pPr>
       <w:r>
@@ -6212,7 +6212,7 @@
           <w:sz w:val="21"/>
           <w:szCs w:val="21"/>
         </w:rPr>
-        <w:spacing w:before="0" w:after="0" w:line="300" w:lineRule="multiple"/>
+        <w:spacing w:before="0" w:after="0" w:line="300" w:lineRule="auto"/>
         <w:jc w:val="left"/>
       </w:pPr>
       <w:r>
@@ -6287,7 +6287,7 @@
           <w:sz w:val="21"/>
           <w:szCs w:val="21"/>
         </w:rPr>
-        <w:spacing w:before="0" w:after="0" w:line="300" w:lineRule="multiple"/>
+        <w:spacing w:before="0" w:after="0" w:line="300" w:lineRule="auto"/>
         <w:jc w:val="left"/>
       </w:pPr>
       <w:r>
@@ -6306,7 +6306,7 @@
           <w:sz w:val="21"/>
           <w:szCs w:val="21"/>
         </w:rPr>
-        <w:spacing w:before="0" w:after="0" w:line="300" w:lineRule="multiple"/>
+        <w:spacing w:before="0" w:after="0" w:line="300" w:lineRule="auto"/>
         <w:jc w:val="left"/>
       </w:pPr>
       <w:r>
@@ -6411,7 +6411,7 @@
           <w:sz w:val="21"/>
           <w:szCs w:val="21"/>
         </w:rPr>
-        <w:spacing w:before="0" w:after="0" w:line="300" w:lineRule="multiple"/>
+        <w:spacing w:before="0" w:after="0" w:line="300" w:lineRule="auto"/>
         <w:jc w:val="left"/>
       </w:pPr>
       <w:r>
@@ -6540,7 +6540,7 @@
           <w:sz w:val="21"/>
           <w:szCs w:val="21"/>
         </w:rPr>
-        <w:spacing w:before="0" w:after="0" w:line="300" w:lineRule="multiple"/>
+        <w:spacing w:before="0" w:after="0" w:line="300" w:lineRule="auto"/>
         <w:jc w:val="left"/>
       </w:pPr>
       <w:r>
@@ -6559,7 +6559,7 @@
           <w:sz w:val="21"/>
           <w:szCs w:val="21"/>
         </w:rPr>
-        <w:spacing w:before="0" w:after="0" w:line="300" w:lineRule="multiple"/>
+        <w:spacing w:before="0" w:after="0" w:line="300" w:lineRule="auto"/>
         <w:jc w:val="left"/>
       </w:pPr>
       <w:r>
@@ -6577,7 +6577,7 @@
           <w:sz w:val="21"/>
           <w:szCs w:val="21"/>
         </w:rPr>
-        <w:spacing w:before="0" w:after="0" w:line="300" w:lineRule="multiple"/>
+        <w:spacing w:before="0" w:after="0" w:line="300" w:lineRule="auto"/>
         <w:jc w:val="left"/>
       </w:pPr>
     </w:p>
@@ -6587,7 +6587,7 @@
           <w:sz w:val="21"/>
           <w:szCs w:val="21"/>
         </w:rPr>
-        <w:spacing w:before="0" w:after="0" w:line="300" w:lineRule="multiple"/>
+        <w:spacing w:before="0" w:after="0" w:line="300" w:lineRule="auto"/>
         <w:jc w:val="left"/>
       </w:pPr>
       <w:r>
@@ -6607,7 +6607,7 @@
           <w:sz w:val="21"/>
           <w:szCs w:val="21"/>
         </w:rPr>
-        <w:spacing w:before="0" w:after="0" w:line="300" w:lineRule="multiple"/>
+        <w:spacing w:before="0" w:after="0" w:line="300" w:lineRule="auto"/>
         <w:jc w:val="left"/>
       </w:pPr>
       <w:r>
@@ -6716,7 +6716,7 @@
           <w:sz w:val="21"/>
           <w:szCs w:val="21"/>
         </w:rPr>
-        <w:spacing w:before="0" w:after="0" w:line="300" w:lineRule="multiple"/>
+        <w:spacing w:before="0" w:after="0" w:line="300" w:lineRule="auto"/>
         <w:jc w:val="left"/>
       </w:pPr>
       <w:r>
@@ -6771,7 +6771,7 @@
           <w:sz w:val="21"/>
           <w:szCs w:val="21"/>
         </w:rPr>
-        <w:spacing w:before="0" w:after="0" w:line="300" w:lineRule="multiple"/>
+        <w:spacing w:before="0" w:after="0" w:line="300" w:lineRule="auto"/>
         <w:jc w:val="left"/>
       </w:pPr>
       <w:r>
@@ -6792,7 +6792,7 @@
           <w:sz w:val="21"/>
           <w:szCs w:val="21"/>
         </w:rPr>
-        <w:spacing w:before="0" w:after="0" w:line="300" w:lineRule="multiple"/>
+        <w:spacing w:before="0" w:after="0" w:line="300" w:lineRule="auto"/>
         <w:jc w:val="left"/>
       </w:pPr>
       <w:r>
@@ -6837,7 +6837,7 @@
           <w:sz w:val="21"/>
           <w:szCs w:val="21"/>
         </w:rPr>
-        <w:spacing w:before="0" w:after="0" w:line="300" w:lineRule="multiple"/>
+        <w:spacing w:before="0" w:after="0" w:line="300" w:lineRule="auto"/>
         <w:jc w:val="left"/>
       </w:pPr>
       <w:r>
@@ -6919,7 +6919,7 @@
           <w:sz w:val="21"/>
           <w:szCs w:val="21"/>
         </w:rPr>
-        <w:spacing w:before="0" w:after="0" w:line="300" w:lineRule="multiple"/>
+        <w:spacing w:before="0" w:after="0" w:line="300" w:lineRule="auto"/>
         <w:jc w:val="left"/>
       </w:pPr>
       <w:r>
@@ -6955,7 +6955,7 @@
           <w:sz w:val="21"/>
           <w:szCs w:val="21"/>
         </w:rPr>
-        <w:spacing w:before="0" w:after="0" w:line="300" w:lineRule="multiple"/>
+        <w:spacing w:before="0" w:after="0" w:line="300" w:lineRule="auto"/>
         <w:jc w:val="left"/>
       </w:pPr>
       <w:r>
@@ -7015,7 +7015,7 @@
           <w:sz w:val="21"/>
           <w:szCs w:val="21"/>
         </w:rPr>
-        <w:spacing w:before="0" w:after="0" w:line="300" w:lineRule="multiple"/>
+        <w:spacing w:before="0" w:after="0" w:line="300" w:lineRule="auto"/>
         <w:jc w:val="left"/>
       </w:pPr>
       <w:r>
@@ -7082,7 +7082,7 @@
           <w:sz w:val="21"/>
           <w:szCs w:val="21"/>
         </w:rPr>
-        <w:spacing w:before="0" w:after="0" w:line="300" w:lineRule="multiple"/>
+        <w:spacing w:before="0" w:after="0" w:line="300" w:lineRule="auto"/>
         <w:jc w:val="left"/>
       </w:pPr>
       <w:r>
@@ -7163,7 +7163,7 @@
           <w:sz w:val="21"/>
           <w:szCs w:val="21"/>
         </w:rPr>
-        <w:spacing w:before="0" w:after="0" w:line="300" w:lineRule="multiple"/>
+        <w:spacing w:before="0" w:after="0" w:line="300" w:lineRule="auto"/>
         <w:jc w:val="left"/>
       </w:pPr>
       <w:r>
@@ -7250,7 +7250,7 @@
           <w:sz w:val="21"/>
           <w:szCs w:val="21"/>
         </w:rPr>
-        <w:spacing w:before="0" w:after="0" w:line="300" w:lineRule="multiple"/>
+        <w:spacing w:before="0" w:after="0" w:line="300" w:lineRule="auto"/>
         <w:jc w:val="left"/>
       </w:pPr>
       <w:r>
@@ -7269,7 +7269,7 @@
           <w:sz w:val="21"/>
           <w:szCs w:val="21"/>
         </w:rPr>
-        <w:spacing w:before="0" w:after="0" w:line="300" w:lineRule="multiple"/>
+        <w:spacing w:before="0" w:after="0" w:line="300" w:lineRule="auto"/>
         <w:jc w:val="left"/>
       </w:pPr>
       <w:r>
@@ -7305,7 +7305,7 @@
           <w:sz w:val="21"/>
           <w:szCs w:val="21"/>
         </w:rPr>
-        <w:spacing w:before="0" w:after="0" w:line="300" w:lineRule="multiple"/>
+        <w:spacing w:before="0" w:after="0" w:line="300" w:lineRule="auto"/>
         <w:jc w:val="left"/>
       </w:pPr>
       <w:r>
@@ -7323,7 +7323,7 @@
           <w:sz w:val="21"/>
           <w:szCs w:val="21"/>
         </w:rPr>
-        <w:spacing w:before="0" w:after="0" w:line="300" w:lineRule="multiple"/>
+        <w:spacing w:before="0" w:after="0" w:line="300" w:lineRule="auto"/>
         <w:jc w:val="left"/>
       </w:pPr>
     </w:p>
@@ -7333,7 +7333,7 @@
           <w:sz w:val="21"/>
           <w:szCs w:val="21"/>
         </w:rPr>
-        <w:spacing w:before="0" w:after="0" w:line="300" w:lineRule="multiple"/>
+        <w:spacing w:before="0" w:after="0" w:line="300" w:lineRule="auto"/>
         <w:jc w:val="left"/>
       </w:pPr>
       <w:r>
@@ -7353,7 +7353,7 @@
           <w:sz w:val="21"/>
           <w:szCs w:val="21"/>
         </w:rPr>
-        <w:spacing w:before="0" w:after="0" w:line="300" w:lineRule="multiple"/>
+        <w:spacing w:before="0" w:after="0" w:line="300" w:lineRule="auto"/>
         <w:jc w:val="left"/>
       </w:pPr>
       <w:r>
@@ -7624,7 +7624,7 @@
           <w:sz w:val="21"/>
           <w:szCs w:val="21"/>
         </w:rPr>
-        <w:spacing w:before="0" w:after="0" w:line="300" w:lineRule="multiple"/>
+        <w:spacing w:before="0" w:after="0" w:line="300" w:lineRule="auto"/>
         <w:jc w:val="left"/>
       </w:pPr>
       <w:r>
@@ -7688,7 +7688,7 @@
           <w:sz w:val="21"/>
           <w:szCs w:val="21"/>
         </w:rPr>
-        <w:spacing w:before="0" w:after="0" w:line="300" w:lineRule="multiple"/>
+        <w:spacing w:before="0" w:after="0" w:line="300" w:lineRule="auto"/>
         <w:jc w:val="left"/>
       </w:pPr>
       <w:r>
@@ -7745,7 +7745,7 @@
           <w:sz w:val="21"/>
           <w:szCs w:val="21"/>
         </w:rPr>
-        <w:spacing w:before="0" w:after="0" w:line="300" w:lineRule="multiple"/>
+        <w:spacing w:before="0" w:after="0" w:line="300" w:lineRule="auto"/>
         <w:jc w:val="left"/>
       </w:pPr>
       <w:r>
@@ -7802,7 +7802,7 @@
           <w:sz w:val="21"/>
           <w:szCs w:val="21"/>
         </w:rPr>
-        <w:spacing w:before="0" w:after="0" w:line="300" w:lineRule="multiple"/>
+        <w:spacing w:before="0" w:after="0" w:line="300" w:lineRule="auto"/>
         <w:jc w:val="left"/>
       </w:pPr>
       <w:r>
@@ -7919,7 +7919,7 @@
           <w:sz w:val="21"/>
           <w:szCs w:val="21"/>
         </w:rPr>
-        <w:spacing w:before="0" w:after="0" w:line="300" w:lineRule="multiple"/>
+        <w:spacing w:before="0" w:after="0" w:line="300" w:lineRule="auto"/>
         <w:jc w:val="left"/>
       </w:pPr>
       <w:r>
@@ -8030,7 +8030,7 @@
           <w:sz w:val="21"/>
           <w:szCs w:val="21"/>
         </w:rPr>
-        <w:spacing w:before="0" w:after="0" w:line="300" w:lineRule="multiple"/>
+        <w:spacing w:before="0" w:after="0" w:line="300" w:lineRule="auto"/>
         <w:jc w:val="left"/>
       </w:pPr>
       <w:r>
@@ -8090,7 +8090,7 @@
           <w:sz w:val="21"/>
           <w:szCs w:val="21"/>
         </w:rPr>
-        <w:spacing w:before="0" w:after="0" w:line="300" w:lineRule="multiple"/>
+        <w:spacing w:before="0" w:after="0" w:line="300" w:lineRule="auto"/>
         <w:jc w:val="left"/>
       </w:pPr>
       <w:r>
@@ -8118,7 +8118,7 @@
           <w:sz w:val="21"/>
           <w:szCs w:val="21"/>
         </w:rPr>
-        <w:spacing w:before="0" w:after="0" w:line="300" w:lineRule="multiple"/>
+        <w:spacing w:before="0" w:after="0" w:line="300" w:lineRule="auto"/>
         <w:jc w:val="left"/>
       </w:pPr>
       <w:r>
@@ -8182,7 +8182,7 @@
           <w:sz w:val="21"/>
           <w:szCs w:val="21"/>
         </w:rPr>
-        <w:spacing w:before="0" w:after="0" w:line="300" w:lineRule="multiple"/>
+        <w:spacing w:before="0" w:after="0" w:line="300" w:lineRule="auto"/>
         <w:jc w:val="left"/>
       </w:pPr>
       <w:r>
@@ -8360,7 +8360,7 @@
           <w:sz w:val="21"/>
           <w:szCs w:val="21"/>
         </w:rPr>
-        <w:spacing w:before="0" w:after="0" w:line="300" w:lineRule="multiple"/>
+        <w:spacing w:before="0" w:after="0" w:line="300" w:lineRule="auto"/>
         <w:jc w:val="left"/>
       </w:pPr>
       <w:r>
@@ -8423,7 +8423,7 @@
           <w:sz w:val="21"/>
           <w:szCs w:val="21"/>
         </w:rPr>
-        <w:spacing w:before="0" w:after="0" w:line="300" w:lineRule="multiple"/>
+        <w:spacing w:before="0" w:after="0" w:line="300" w:lineRule="auto"/>
         <w:jc w:val="left"/>
       </w:pPr>
       <w:r>
@@ -8520,7 +8520,7 @@
           <w:sz w:val="21"/>
           <w:szCs w:val="21"/>
         </w:rPr>
-        <w:spacing w:before="0" w:after="0" w:line="300" w:lineRule="multiple"/>
+        <w:spacing w:before="0" w:after="0" w:line="300" w:lineRule="auto"/>
         <w:jc w:val="left"/>
       </w:pPr>
       <w:r>
@@ -8589,7 +8589,7 @@
           <w:sz w:val="21"/>
           <w:szCs w:val="21"/>
         </w:rPr>
-        <w:spacing w:before="0" w:after="0" w:line="300" w:lineRule="multiple"/>
+        <w:spacing w:before="0" w:after="0" w:line="300" w:lineRule="auto"/>
         <w:jc w:val="left"/>
       </w:pPr>
       <w:r>
@@ -8672,7 +8672,7 @@
           <w:sz w:val="21"/>
           <w:szCs w:val="21"/>
         </w:rPr>
-        <w:spacing w:before="0" w:after="0" w:line="300" w:lineRule="multiple"/>
+        <w:spacing w:before="0" w:after="0" w:line="300" w:lineRule="auto"/>
         <w:jc w:val="left"/>
       </w:pPr>
       <w:r>
@@ -8753,7 +8753,7 @@
           <w:sz w:val="21"/>
           <w:szCs w:val="21"/>
         </w:rPr>
-        <w:spacing w:before="0" w:after="0" w:line="300" w:lineRule="multiple"/>
+        <w:spacing w:before="0" w:after="0" w:line="300" w:lineRule="auto"/>
         <w:jc w:val="left"/>
       </w:pPr>
       <w:r>
@@ -8853,7 +8853,7 @@
           <w:sz w:val="21"/>
           <w:szCs w:val="21"/>
         </w:rPr>
-        <w:spacing w:before="0" w:after="0" w:line="300" w:lineRule="multiple"/>
+        <w:spacing w:before="0" w:after="0" w:line="300" w:lineRule="auto"/>
         <w:jc w:val="left"/>
       </w:pPr>
       <w:r>
@@ -8943,7 +8943,7 @@
           <w:sz w:val="21"/>
           <w:szCs w:val="21"/>
         </w:rPr>
-        <w:spacing w:before="0" w:after="0" w:line="300" w:lineRule="multiple"/>
+        <w:spacing w:before="0" w:after="0" w:line="300" w:lineRule="auto"/>
         <w:jc w:val="left"/>
       </w:pPr>
       <w:r>
@@ -9113,7 +9113,7 @@
           <w:sz w:val="21"/>
           <w:szCs w:val="21"/>
         </w:rPr>
-        <w:spacing w:before="0" w:after="0" w:line="300" w:lineRule="multiple"/>
+        <w:spacing w:before="0" w:after="0" w:line="300" w:lineRule="auto"/>
         <w:jc w:val="left"/>
       </w:pPr>
       <w:r>
@@ -9131,7 +9131,7 @@
           <w:sz w:val="21"/>
           <w:szCs w:val="21"/>
         </w:rPr>
-        <w:spacing w:before="0" w:after="0" w:line="300" w:lineRule="multiple"/>
+        <w:spacing w:before="0" w:after="0" w:line="300" w:lineRule="auto"/>
         <w:jc w:val="left"/>
       </w:pPr>
     </w:p>
@@ -9141,7 +9141,7 @@
           <w:sz w:val="21"/>
           <w:szCs w:val="21"/>
         </w:rPr>
-        <w:spacing w:before="0" w:after="0" w:line="300" w:lineRule="multiple"/>
+        <w:spacing w:before="0" w:after="0" w:line="300" w:lineRule="auto"/>
         <w:jc w:val="left"/>
       </w:pPr>
       <w:r>
@@ -9161,7 +9161,7 @@
           <w:sz w:val="21"/>
           <w:szCs w:val="21"/>
         </w:rPr>
-        <w:spacing w:before="0" w:after="0" w:line="300" w:lineRule="multiple"/>
+        <w:spacing w:before="0" w:after="0" w:line="300" w:lineRule="auto"/>
         <w:jc w:val="left"/>
       </w:pPr>
       <w:r>
@@ -9416,7 +9416,7 @@
           <w:sz w:val="21"/>
           <w:szCs w:val="21"/>
         </w:rPr>
-        <w:spacing w:before="0" w:after="0" w:line="300" w:lineRule="multiple"/>
+        <w:spacing w:before="0" w:after="0" w:line="300" w:lineRule="auto"/>
         <w:jc w:val="left"/>
       </w:pPr>
       <w:r>
@@ -9476,7 +9476,7 @@
           <w:sz w:val="21"/>
           <w:szCs w:val="21"/>
         </w:rPr>
-        <w:spacing w:before="0" w:after="0" w:line="300" w:lineRule="multiple"/>
+        <w:spacing w:before="0" w:after="0" w:line="300" w:lineRule="auto"/>
         <w:jc w:val="left"/>
       </w:pPr>
       <w:r>
@@ -9745,7 +9745,7 @@
           <w:sz w:val="21"/>
           <w:szCs w:val="21"/>
         </w:rPr>
-        <w:spacing w:before="0" w:after="0" w:line="300" w:lineRule="multiple"/>
+        <w:spacing w:before="0" w:after="0" w:line="300" w:lineRule="auto"/>
         <w:jc w:val="left"/>
       </w:pPr>
       <w:r>
@@ -9805,7 +9805,7 @@
           <w:sz w:val="21"/>
           <w:szCs w:val="21"/>
         </w:rPr>
-        <w:spacing w:before="0" w:after="0" w:line="300" w:lineRule="multiple"/>
+        <w:spacing w:before="0" w:after="0" w:line="300" w:lineRule="auto"/>
         <w:jc w:val="left"/>
       </w:pPr>
       <w:r>
@@ -9833,7 +9833,7 @@
           <w:sz w:val="21"/>
           <w:szCs w:val="21"/>
         </w:rPr>
-        <w:spacing w:before="0" w:after="0" w:line="300" w:lineRule="multiple"/>
+        <w:spacing w:before="0" w:after="0" w:line="300" w:lineRule="auto"/>
         <w:jc w:val="left"/>
       </w:pPr>
       <w:r>
@@ -9888,7 +9888,7 @@
           <w:sz w:val="21"/>
           <w:szCs w:val="21"/>
         </w:rPr>
-        <w:spacing w:before="0" w:after="0" w:line="300" w:lineRule="multiple"/>
+        <w:spacing w:before="0" w:after="0" w:line="300" w:lineRule="auto"/>
         <w:jc w:val="left"/>
       </w:pPr>
       <w:r>
@@ -10042,7 +10042,7 @@
           <w:sz w:val="21"/>
           <w:szCs w:val="21"/>
         </w:rPr>
-        <w:spacing w:before="0" w:after="0" w:line="300" w:lineRule="multiple"/>
+        <w:spacing w:before="0" w:after="0" w:line="300" w:lineRule="auto"/>
         <w:jc w:val="left"/>
       </w:pPr>
       <w:r>
@@ -10123,7 +10123,7 @@
           <w:sz w:val="21"/>
           <w:szCs w:val="21"/>
         </w:rPr>
-        <w:spacing w:before="0" w:after="0" w:line="300" w:lineRule="multiple"/>
+        <w:spacing w:before="0" w:after="0" w:line="300" w:lineRule="auto"/>
         <w:jc w:val="left"/>
       </w:pPr>
       <w:r>
@@ -10302,7 +10302,7 @@
           <w:sz w:val="21"/>
           <w:szCs w:val="21"/>
         </w:rPr>
-        <w:spacing w:before="0" w:after="0" w:line="300" w:lineRule="multiple"/>
+        <w:spacing w:before="0" w:after="0" w:line="300" w:lineRule="auto"/>
         <w:jc w:val="left"/>
       </w:pPr>
       <w:r>
@@ -10413,7 +10413,7 @@
           <w:sz w:val="21"/>
           <w:szCs w:val="21"/>
         </w:rPr>
-        <w:spacing w:before="0" w:after="0" w:line="300" w:lineRule="multiple"/>
+        <w:spacing w:before="0" w:after="0" w:line="300" w:lineRule="auto"/>
         <w:jc w:val="left"/>
       </w:pPr>
       <w:r>
@@ -10431,7 +10431,7 @@
           <w:sz w:val="21"/>
           <w:szCs w:val="21"/>
         </w:rPr>
-        <w:spacing w:before="0" w:after="0" w:line="300" w:lineRule="multiple"/>
+        <w:spacing w:before="0" w:after="0" w:line="300" w:lineRule="auto"/>
         <w:jc w:val="left"/>
       </w:pPr>
     </w:p>
@@ -10441,7 +10441,7 @@
           <w:sz w:val="21"/>
           <w:szCs w:val="21"/>
         </w:rPr>
-        <w:spacing w:before="0" w:after="0" w:line="300" w:lineRule="multiple"/>
+        <w:spacing w:before="0" w:after="0" w:line="300" w:lineRule="auto"/>
         <w:jc w:val="left"/>
       </w:pPr>
       <w:r>
@@ -10461,7 +10461,7 @@
           <w:sz w:val="21"/>
           <w:szCs w:val="21"/>
         </w:rPr>
-        <w:spacing w:before="0" w:after="0" w:line="300" w:lineRule="multiple"/>
+        <w:spacing w:before="0" w:after="0" w:line="300" w:lineRule="auto"/>
         <w:jc w:val="left"/>
       </w:pPr>
       <w:r>
@@ -10667,7 +10667,7 @@
           <w:sz w:val="21"/>
           <w:szCs w:val="21"/>
         </w:rPr>
-        <w:spacing w:before="0" w:after="0" w:line="300" w:lineRule="multiple"/>
+        <w:spacing w:before="0" w:after="0" w:line="300" w:lineRule="auto"/>
         <w:jc w:val="left"/>
       </w:pPr>
       <w:r>
@@ -10737,7 +10737,7 @@
           <w:sz w:val="21"/>
           <w:szCs w:val="21"/>
         </w:rPr>
-        <w:spacing w:before="0" w:after="0" w:line="300" w:lineRule="multiple"/>
+        <w:spacing w:before="0" w:after="0" w:line="300" w:lineRule="auto"/>
         <w:jc w:val="left"/>
       </w:pPr>
       <w:r>
@@ -10790,7 +10790,7 @@
           <w:sz w:val="21"/>
           <w:szCs w:val="21"/>
         </w:rPr>
-        <w:spacing w:before="0" w:after="0" w:line="300" w:lineRule="multiple"/>
+        <w:spacing w:before="0" w:after="0" w:line="300" w:lineRule="auto"/>
         <w:jc w:val="left"/>
       </w:pPr>
       <w:r>
@@ -10843,7 +10843,7 @@
           <w:sz w:val="21"/>
           <w:szCs w:val="21"/>
         </w:rPr>
-        <w:spacing w:before="0" w:after="0" w:line="300" w:lineRule="multiple"/>
+        <w:spacing w:before="0" w:after="0" w:line="300" w:lineRule="auto"/>
         <w:jc w:val="left"/>
       </w:pPr>
       <w:r>
@@ -10898,7 +10898,7 @@
           <w:sz w:val="21"/>
           <w:szCs w:val="21"/>
         </w:rPr>
-        <w:spacing w:before="0" w:after="0" w:line="300" w:lineRule="multiple"/>
+        <w:spacing w:before="0" w:after="0" w:line="300" w:lineRule="auto"/>
         <w:jc w:val="left"/>
       </w:pPr>
       <w:r>
@@ -11212,7 +11212,7 @@
           <w:sz w:val="21"/>
           <w:szCs w:val="21"/>
         </w:rPr>
-        <w:spacing w:before="0" w:after="0" w:line="300" w:lineRule="multiple"/>
+        <w:spacing w:before="0" w:after="0" w:line="300" w:lineRule="auto"/>
         <w:jc w:val="left"/>
       </w:pPr>
       <w:r>
@@ -11302,7 +11302,7 @@
           <w:sz w:val="21"/>
           <w:szCs w:val="21"/>
         </w:rPr>
-        <w:spacing w:before="0" w:after="0" w:line="300" w:lineRule="multiple"/>
+        <w:spacing w:before="0" w:after="0" w:line="300" w:lineRule="auto"/>
         <w:jc w:val="left"/>
       </w:pPr>
       <w:r>
@@ -11373,7 +11373,7 @@
           <w:sz w:val="21"/>
           <w:szCs w:val="21"/>
         </w:rPr>
-        <w:spacing w:before="0" w:after="0" w:line="300" w:lineRule="multiple"/>
+        <w:spacing w:before="0" w:after="0" w:line="300" w:lineRule="auto"/>
         <w:jc w:val="left"/>
       </w:pPr>
       <w:r>
@@ -11498,7 +11498,7 @@
           <w:sz w:val="21"/>
           <w:szCs w:val="21"/>
         </w:rPr>
-        <w:spacing w:before="0" w:after="0" w:line="300" w:lineRule="multiple"/>
+        <w:spacing w:before="0" w:after="0" w:line="300" w:lineRule="auto"/>
         <w:jc w:val="left"/>
       </w:pPr>
       <w:r>
@@ -11637,7 +11637,7 @@
           <w:sz w:val="21"/>
           <w:szCs w:val="21"/>
         </w:rPr>
-        <w:spacing w:before="0" w:after="0" w:line="300" w:lineRule="multiple"/>
+        <w:spacing w:before="0" w:after="0" w:line="300" w:lineRule="auto"/>
         <w:jc w:val="left"/>
       </w:pPr>
       <w:r>
@@ -11711,7 +11711,7 @@
           <w:sz w:val="21"/>
           <w:szCs w:val="21"/>
         </w:rPr>
-        <w:spacing w:before="0" w:after="0" w:line="300" w:lineRule="multiple"/>
+        <w:spacing w:before="0" w:after="0" w:line="300" w:lineRule="auto"/>
         <w:jc w:val="left"/>
       </w:pPr>
       <w:r>
@@ -11822,7 +11822,7 @@
           <w:sz w:val="21"/>
           <w:szCs w:val="21"/>
         </w:rPr>
-        <w:spacing w:before="0" w:after="0" w:line="300" w:lineRule="multiple"/>
+        <w:spacing w:before="0" w:after="0" w:line="300" w:lineRule="auto"/>
         <w:jc w:val="left"/>
       </w:pPr>
     </w:p>
@@ -11832,7 +11832,7 @@
           <w:sz w:val="21"/>
           <w:szCs w:val="21"/>
         </w:rPr>
-        <w:spacing w:before="0" w:after="0" w:line="300" w:lineRule="multiple"/>
+        <w:spacing w:before="0" w:after="0" w:line="300" w:lineRule="auto"/>
         <w:jc w:val="left"/>
       </w:pPr>
       <w:r>
@@ -11852,7 +11852,7 @@
           <w:sz w:val="21"/>
           <w:szCs w:val="21"/>
         </w:rPr>
-        <w:spacing w:before="0" w:after="0" w:line="300" w:lineRule="multiple"/>
+        <w:spacing w:before="0" w:after="0" w:line="300" w:lineRule="auto"/>
         <w:jc w:val="left"/>
       </w:pPr>
       <w:r>
@@ -12048,7 +12048,7 @@
           <w:sz w:val="21"/>
           <w:szCs w:val="21"/>
         </w:rPr>
-        <w:spacing w:before="0" w:after="0" w:line="300" w:lineRule="multiple"/>
+        <w:spacing w:before="0" w:after="0" w:line="300" w:lineRule="auto"/>
         <w:jc w:val="left"/>
       </w:pPr>
       <w:r>
@@ -12106,7 +12106,7 @@
           <w:sz w:val="21"/>
           <w:szCs w:val="21"/>
         </w:rPr>
-        <w:spacing w:before="0" w:after="0" w:line="300" w:lineRule="multiple"/>
+        <w:spacing w:before="0" w:after="0" w:line="300" w:lineRule="auto"/>
         <w:jc w:val="left"/>
       </w:pPr>
       <w:r>
@@ -12144,7 +12144,7 @@
           <w:sz w:val="21"/>
           <w:szCs w:val="21"/>
         </w:rPr>
-        <w:spacing w:before="0" w:after="0" w:line="300" w:lineRule="multiple"/>
+        <w:spacing w:before="0" w:after="0" w:line="300" w:lineRule="auto"/>
         <w:jc w:val="left"/>
       </w:pPr>
       <w:r>
@@ -12239,7 +12239,7 @@
           <w:sz w:val="21"/>
           <w:szCs w:val="21"/>
         </w:rPr>
-        <w:spacing w:before="0" w:after="0" w:line="300" w:lineRule="multiple"/>
+        <w:spacing w:before="0" w:after="0" w:line="300" w:lineRule="auto"/>
         <w:jc w:val="left"/>
       </w:pPr>
       <w:r>
@@ -12299,7 +12299,7 @@
           <w:sz w:val="21"/>
           <w:szCs w:val="21"/>
         </w:rPr>
-        <w:spacing w:before="0" w:after="0" w:line="300" w:lineRule="multiple"/>
+        <w:spacing w:before="0" w:after="0" w:line="300" w:lineRule="auto"/>
         <w:jc w:val="left"/>
       </w:pPr>
       <w:r>
@@ -12461,7 +12461,7 @@
           <w:sz w:val="21"/>
           <w:szCs w:val="21"/>
         </w:rPr>
-        <w:spacing w:before="0" w:after="0" w:line="300" w:lineRule="multiple"/>
+        <w:spacing w:before="0" w:after="0" w:line="300" w:lineRule="auto"/>
         <w:jc w:val="left"/>
       </w:pPr>
       <w:r>
@@ -12554,7 +12554,7 @@
           <w:sz w:val="21"/>
           <w:szCs w:val="21"/>
         </w:rPr>
-        <w:spacing w:before="0" w:after="0" w:line="300" w:lineRule="multiple"/>
+        <w:spacing w:before="0" w:after="0" w:line="300" w:lineRule="auto"/>
         <w:jc w:val="left"/>
       </w:pPr>
       <w:r>
@@ -12747,7 +12747,7 @@
           <w:sz w:val="21"/>
           <w:szCs w:val="21"/>
         </w:rPr>
-        <w:spacing w:before="0" w:after="0" w:line="300" w:lineRule="multiple"/>
+        <w:spacing w:before="0" w:after="0" w:line="300" w:lineRule="auto"/>
         <w:jc w:val="left"/>
       </w:pPr>
       <w:r>
@@ -12766,7 +12766,7 @@
           <w:sz w:val="21"/>
           <w:szCs w:val="21"/>
         </w:rPr>
-        <w:spacing w:before="0" w:after="0" w:line="300" w:lineRule="multiple"/>
+        <w:spacing w:before="0" w:after="0" w:line="300" w:lineRule="auto"/>
         <w:jc w:val="left"/>
       </w:pPr>
       <w:r>
@@ -12942,7 +12942,7 @@
           <w:sz w:val="21"/>
           <w:szCs w:val="21"/>
         </w:rPr>
-        <w:spacing w:before="0" w:after="0" w:line="300" w:lineRule="multiple"/>
+        <w:spacing w:before="0" w:after="0" w:line="300" w:lineRule="auto"/>
         <w:jc w:val="left"/>
       </w:pPr>
       <w:r>
@@ -12961,7 +12961,7 @@
           <w:sz w:val="21"/>
           <w:szCs w:val="21"/>
         </w:rPr>
-        <w:spacing w:before="0" w:after="0" w:line="300" w:lineRule="multiple"/>
+        <w:spacing w:before="0" w:after="0" w:line="300" w:lineRule="auto"/>
         <w:jc w:val="left"/>
       </w:pPr>
       <w:r>
@@ -12979,7 +12979,7 @@
           <w:sz w:val="21"/>
           <w:szCs w:val="21"/>
         </w:rPr>
-        <w:spacing w:before="0" w:after="0" w:line="300" w:lineRule="multiple"/>
+        <w:spacing w:before="0" w:after="0" w:line="300" w:lineRule="auto"/>
         <w:jc w:val="left"/>
       </w:pPr>
     </w:p>
@@ -12989,7 +12989,7 @@
           <w:sz w:val="21"/>
           <w:szCs w:val="21"/>
         </w:rPr>
-        <w:spacing w:before="0" w:after="0" w:line="300" w:lineRule="multiple"/>
+        <w:spacing w:before="0" w:after="0" w:line="300" w:lineRule="auto"/>
         <w:jc w:val="left"/>
       </w:pPr>
       <w:r>
@@ -13009,7 +13009,7 @@
           <w:sz w:val="21"/>
           <w:szCs w:val="21"/>
         </w:rPr>
-        <w:spacing w:before="0" w:after="0" w:line="300" w:lineRule="multiple"/>
+        <w:spacing w:before="0" w:after="0" w:line="300" w:lineRule="auto"/>
         <w:jc w:val="left"/>
       </w:pPr>
       <w:r>
@@ -13199,7 +13199,7 @@
           <w:sz w:val="21"/>
           <w:szCs w:val="21"/>
         </w:rPr>
-        <w:spacing w:before="0" w:after="0" w:line="300" w:lineRule="multiple"/>
+        <w:spacing w:before="0" w:after="0" w:line="300" w:lineRule="auto"/>
         <w:jc w:val="left"/>
       </w:pPr>
       <w:r>
@@ -13257,7 +13257,7 @@
           <w:sz w:val="21"/>
           <w:szCs w:val="21"/>
         </w:rPr>
-        <w:spacing w:before="0" w:after="0" w:line="300" w:lineRule="multiple"/>
+        <w:spacing w:before="0" w:after="0" w:line="300" w:lineRule="auto"/>
         <w:jc w:val="left"/>
       </w:pPr>
       <w:r>
@@ -13395,7 +13395,7 @@
           <w:sz w:val="21"/>
           <w:szCs w:val="21"/>
         </w:rPr>
-        <w:spacing w:before="0" w:after="0" w:line="300" w:lineRule="multiple"/>
+        <w:spacing w:before="0" w:after="0" w:line="300" w:lineRule="auto"/>
         <w:jc w:val="left"/>
       </w:pPr>
       <w:r>
@@ -13542,7 +13542,7 @@
           <w:sz w:val="21"/>
           <w:szCs w:val="21"/>
         </w:rPr>
-        <w:spacing w:before="0" w:after="0" w:line="300" w:lineRule="multiple"/>
+        <w:spacing w:before="0" w:after="0" w:line="300" w:lineRule="auto"/>
         <w:jc w:val="left"/>
       </w:pPr>
       <w:r>
@@ -13602,7 +13602,7 @@
           <w:sz w:val="21"/>
           <w:szCs w:val="21"/>
         </w:rPr>
-        <w:spacing w:before="0" w:after="0" w:line="300" w:lineRule="multiple"/>
+        <w:spacing w:before="0" w:after="0" w:line="300" w:lineRule="auto"/>
         <w:jc w:val="left"/>
       </w:pPr>
       <w:r>
@@ -13708,7 +13708,7 @@
           <w:sz w:val="21"/>
           <w:szCs w:val="21"/>
         </w:rPr>
-        <w:spacing w:before="0" w:after="0" w:line="300" w:lineRule="multiple"/>
+        <w:spacing w:before="0" w:after="0" w:line="300" w:lineRule="auto"/>
         <w:jc w:val="left"/>
       </w:pPr>
       <w:r>
@@ -13892,7 +13892,7 @@
           <w:sz w:val="21"/>
           <w:szCs w:val="21"/>
         </w:rPr>
-        <w:spacing w:before="0" w:after="0" w:line="300" w:lineRule="multiple"/>
+        <w:spacing w:before="0" w:after="0" w:line="300" w:lineRule="auto"/>
         <w:jc w:val="left"/>
       </w:pPr>
       <w:r>
@@ -14022,7 +14022,7 @@
           <w:sz w:val="21"/>
           <w:szCs w:val="21"/>
         </w:rPr>
-        <w:spacing w:before="0" w:after="0" w:line="300" w:lineRule="multiple"/>
+        <w:spacing w:before="0" w:after="0" w:line="300" w:lineRule="auto"/>
         <w:jc w:val="left"/>
       </w:pPr>
       <w:r>
@@ -14097,7 +14097,7 @@
           <w:sz w:val="21"/>
           <w:szCs w:val="21"/>
         </w:rPr>
-        <w:spacing w:before="0" w:after="0" w:line="300" w:lineRule="multiple"/>
+        <w:spacing w:before="0" w:after="0" w:line="300" w:lineRule="auto"/>
         <w:jc w:val="left"/>
       </w:pPr>
       <w:r>
@@ -14115,7 +14115,7 @@
           <w:sz w:val="21"/>
           <w:szCs w:val="21"/>
         </w:rPr>
-        <w:spacing w:before="0" w:after="0" w:line="300" w:lineRule="multiple"/>
+        <w:spacing w:before="0" w:after="0" w:line="300" w:lineRule="auto"/>
         <w:jc w:val="left"/>
       </w:pPr>
     </w:p>
@@ -14125,7 +14125,7 @@
           <w:sz w:val="21"/>
           <w:szCs w:val="21"/>
         </w:rPr>
-        <w:spacing w:before="0" w:after="0" w:line="300" w:lineRule="multiple"/>
+        <w:spacing w:before="0" w:after="0" w:line="300" w:lineRule="auto"/>
         <w:jc w:val="left"/>
       </w:pPr>
       <w:r>
@@ -14144,7 +14144,7 @@
           <w:sz w:val="21"/>
           <w:szCs w:val="21"/>
         </w:rPr>
-        <w:spacing w:before="0" w:after="0" w:line="300" w:lineRule="multiple"/>
+        <w:spacing w:before="0" w:after="0" w:line="300" w:lineRule="auto"/>
         <w:jc w:val="left"/>
       </w:pPr>
       <w:r>
@@ -14164,7 +14164,7 @@
           <w:sz w:val="21"/>
           <w:szCs w:val="21"/>
         </w:rPr>
-        <w:spacing w:before="0" w:after="0" w:line="300" w:lineRule="multiple"/>
+        <w:spacing w:before="0" w:after="0" w:line="300" w:lineRule="auto"/>
         <w:jc w:val="left"/>
       </w:pPr>
       <w:r>
@@ -14200,7 +14200,7 @@
           <w:sz w:val="21"/>
           <w:szCs w:val="21"/>
         </w:rPr>
-        <w:spacing w:before="0" w:after="0" w:line="300" w:lineRule="multiple"/>
+        <w:spacing w:before="0" w:after="0" w:line="300" w:lineRule="auto"/>
         <w:jc w:val="left"/>
       </w:pPr>
       <w:r>
@@ -14255,7 +14255,7 @@
           <w:sz w:val="21"/>
           <w:szCs w:val="21"/>
         </w:rPr>
-        <w:spacing w:before="0" w:after="0" w:line="300" w:lineRule="multiple"/>
+        <w:spacing w:before="0" w:after="0" w:line="300" w:lineRule="auto"/>
         <w:jc w:val="left"/>
       </w:pPr>
       <w:r>
@@ -14274,7 +14274,7 @@
           <w:sz w:val="21"/>
           <w:szCs w:val="21"/>
         </w:rPr>
-        <w:spacing w:before="0" w:after="0" w:line="300" w:lineRule="multiple"/>
+        <w:spacing w:before="0" w:after="0" w:line="300" w:lineRule="auto"/>
         <w:jc w:val="left"/>
       </w:pPr>
       <w:r>
@@ -14313,7 +14313,7 @@
           <w:sz w:val="21"/>
           <w:szCs w:val="21"/>
         </w:rPr>
-        <w:spacing w:before="0" w:after="0" w:line="300" w:lineRule="multiple"/>
+        <w:spacing w:before="0" w:after="0" w:line="300" w:lineRule="auto"/>
         <w:jc w:val="left"/>
       </w:pPr>
       <w:r>
@@ -14332,7 +14332,7 @@
           <w:sz w:val="21"/>
           <w:szCs w:val="21"/>
         </w:rPr>
-        <w:spacing w:before="0" w:after="0" w:line="300" w:lineRule="multiple"/>
+        <w:spacing w:before="0" w:after="0" w:line="300" w:lineRule="auto"/>
         <w:jc w:val="left"/>
       </w:pPr>
       <w:r>
@@ -14351,7 +14351,7 @@
           <w:sz w:val="21"/>
           <w:szCs w:val="21"/>
         </w:rPr>
-        <w:spacing w:before="0" w:after="0" w:line="300" w:lineRule="multiple"/>
+        <w:spacing w:before="0" w:after="0" w:line="300" w:lineRule="auto"/>
         <w:jc w:val="left"/>
       </w:pPr>
       <w:r>
@@ -14411,7 +14411,7 @@
           <w:sz w:val="21"/>
           <w:szCs w:val="21"/>
         </w:rPr>
-        <w:spacing w:before="0" w:after="0" w:line="300" w:lineRule="multiple"/>
+        <w:spacing w:before="0" w:after="0" w:line="300" w:lineRule="auto"/>
         <w:jc w:val="left"/>
       </w:pPr>
       <w:r>
@@ -14439,7 +14439,7 @@
           <w:sz w:val="21"/>
           <w:szCs w:val="21"/>
         </w:rPr>
-        <w:spacing w:before="0" w:after="0" w:line="300" w:lineRule="multiple"/>
+        <w:spacing w:before="0" w:after="0" w:line="300" w:lineRule="auto"/>
         <w:jc w:val="left"/>
       </w:pPr>
       <w:r>
@@ -14496,7 +14496,7 @@
           <w:sz w:val="21"/>
           <w:szCs w:val="21"/>
         </w:rPr>
-        <w:spacing w:before="0" w:after="0" w:line="300" w:lineRule="multiple"/>
+        <w:spacing w:before="0" w:after="0" w:line="300" w:lineRule="auto"/>
         <w:jc w:val="left"/>
       </w:pPr>
       <w:r>
@@ -14555,7 +14555,7 @@
           <w:sz w:val="21"/>
           <w:szCs w:val="21"/>
         </w:rPr>
-        <w:spacing w:before="0" w:after="0" w:line="300" w:lineRule="multiple"/>
+        <w:spacing w:before="0" w:after="0" w:line="300" w:lineRule="auto"/>
         <w:jc w:val="left"/>
       </w:pPr>
       <w:r>
@@ -14574,7 +14574,7 @@
           <w:sz w:val="21"/>
           <w:szCs w:val="21"/>
         </w:rPr>
-        <w:spacing w:before="0" w:after="0" w:line="300" w:lineRule="multiple"/>
+        <w:spacing w:before="0" w:after="0" w:line="300" w:lineRule="auto"/>
         <w:jc w:val="left"/>
       </w:pPr>
       <w:r>
@@ -14621,7 +14621,7 @@
           <w:sz w:val="21"/>
           <w:szCs w:val="21"/>
         </w:rPr>
-        <w:spacing w:before="0" w:after="0" w:line="300" w:lineRule="multiple"/>
+        <w:spacing w:before="0" w:after="0" w:line="300" w:lineRule="auto"/>
         <w:jc w:val="left"/>
       </w:pPr>
       <w:r>
@@ -14640,7 +14640,7 @@
           <w:sz w:val="21"/>
           <w:szCs w:val="21"/>
         </w:rPr>
-        <w:spacing w:before="0" w:after="0" w:line="300" w:lineRule="multiple"/>
+        <w:spacing w:before="0" w:after="0" w:line="300" w:lineRule="auto"/>
         <w:jc w:val="left"/>
       </w:pPr>
       <w:r>
@@ -14658,7 +14658,7 @@
           <w:sz w:val="21"/>
           <w:szCs w:val="21"/>
         </w:rPr>
-        <w:spacing w:before="0" w:after="0" w:line="300" w:lineRule="multiple"/>
+        <w:spacing w:before="0" w:after="0" w:line="300" w:lineRule="auto"/>
         <w:jc w:val="left"/>
       </w:pPr>
     </w:p>
@@ -14668,7 +14668,7 @@
           <w:sz w:val="21"/>
           <w:szCs w:val="21"/>
         </w:rPr>
-        <w:spacing w:before="0" w:after="0" w:line="300" w:lineRule="multiple"/>
+        <w:spacing w:before="0" w:after="0" w:line="300" w:lineRule="auto"/>
         <w:jc w:val="left"/>
       </w:pPr>
       <w:r>
@@ -14688,7 +14688,7 @@
           <w:sz w:val="21"/>
           <w:szCs w:val="21"/>
         </w:rPr>
-        <w:spacing w:before="0" w:after="0" w:line="300" w:lineRule="multiple"/>
+        <w:spacing w:before="0" w:after="0" w:line="300" w:lineRule="auto"/>
         <w:jc w:val="left"/>
       </w:pPr>
       <w:r>
@@ -14877,7 +14877,7 @@
           <w:sz w:val="21"/>
           <w:szCs w:val="21"/>
         </w:rPr>
-        <w:spacing w:before="0" w:after="0" w:line="300" w:lineRule="multiple"/>
+        <w:spacing w:before="0" w:after="0" w:line="300" w:lineRule="auto"/>
         <w:jc w:val="left"/>
       </w:pPr>
       <w:r>
@@ -14932,7 +14932,7 @@
           <w:sz w:val="21"/>
           <w:szCs w:val="21"/>
         </w:rPr>
-        <w:spacing w:before="0" w:after="0" w:line="300" w:lineRule="multiple"/>
+        <w:spacing w:before="0" w:after="0" w:line="300" w:lineRule="auto"/>
         <w:jc w:val="left"/>
       </w:pPr>
       <w:r>
@@ -14987,7 +14987,7 @@
           <w:sz w:val="21"/>
           <w:szCs w:val="21"/>
         </w:rPr>
-        <w:spacing w:before="0" w:after="0" w:line="300" w:lineRule="multiple"/>
+        <w:spacing w:before="0" w:after="0" w:line="300" w:lineRule="auto"/>
         <w:jc w:val="left"/>
       </w:pPr>
       <w:r>
@@ -15017,7 +15017,7 @@
           <w:sz w:val="21"/>
           <w:szCs w:val="21"/>
         </w:rPr>
-        <w:spacing w:before="0" w:after="0" w:line="300" w:lineRule="multiple"/>
+        <w:spacing w:before="0" w:after="0" w:line="300" w:lineRule="auto"/>
         <w:jc w:val="left"/>
       </w:pPr>
       <w:r>
@@ -15045,7 +15045,7 @@
           <w:sz w:val="21"/>
           <w:szCs w:val="21"/>
         </w:rPr>
-        <w:spacing w:before="0" w:after="0" w:line="300" w:lineRule="multiple"/>
+        <w:spacing w:before="0" w:after="0" w:line="300" w:lineRule="auto"/>
         <w:jc w:val="left"/>
       </w:pPr>
       <w:r>
@@ -15130,7 +15130,7 @@
           <w:sz w:val="21"/>
           <w:szCs w:val="21"/>
         </w:rPr>
-        <w:spacing w:before="0" w:after="0" w:line="300" w:lineRule="multiple"/>
+        <w:spacing w:before="0" w:after="0" w:line="300" w:lineRule="auto"/>
         <w:jc w:val="left"/>
       </w:pPr>
       <w:r>
@@ -15190,7 +15190,7 @@
           <w:sz w:val="21"/>
           <w:szCs w:val="21"/>
         </w:rPr>
-        <w:spacing w:before="0" w:after="0" w:line="300" w:lineRule="multiple"/>
+        <w:spacing w:before="0" w:after="0" w:line="300" w:lineRule="auto"/>
         <w:jc w:val="left"/>
       </w:pPr>
       <w:r>
@@ -15286,7 +15286,7 @@
           <w:sz w:val="21"/>
           <w:szCs w:val="21"/>
         </w:rPr>
-        <w:spacing w:before="0" w:after="0" w:line="300" w:lineRule="multiple"/>
+        <w:spacing w:before="0" w:after="0" w:line="300" w:lineRule="auto"/>
         <w:jc w:val="left"/>
       </w:pPr>
       <w:r>
@@ -15370,7 +15370,7 @@
           <w:sz w:val="21"/>
           <w:szCs w:val="21"/>
         </w:rPr>
-        <w:spacing w:before="0" w:after="0" w:line="300" w:lineRule="multiple"/>
+        <w:spacing w:before="0" w:after="0" w:line="300" w:lineRule="auto"/>
         <w:jc w:val="left"/>
       </w:pPr>
       <w:r>
@@ -15436,7 +15436,7 @@
           <w:sz w:val="21"/>
           <w:szCs w:val="21"/>
         </w:rPr>
-        <w:spacing w:before="0" w:after="0" w:line="300" w:lineRule="multiple"/>
+        <w:spacing w:before="0" w:after="0" w:line="300" w:lineRule="auto"/>
         <w:jc w:val="left"/>
       </w:pPr>
       <w:r>
@@ -15455,7 +15455,7 @@
           <w:sz w:val="21"/>
           <w:szCs w:val="21"/>
         </w:rPr>
-        <w:spacing w:before="0" w:after="0" w:line="300" w:lineRule="multiple"/>
+        <w:spacing w:before="0" w:after="0" w:line="300" w:lineRule="auto"/>
         <w:jc w:val="left"/>
       </w:pPr>
       <w:r>
@@ -15545,7 +15545,7 @@
           <w:sz w:val="21"/>
           <w:szCs w:val="21"/>
         </w:rPr>
-        <w:spacing w:before="0" w:after="0" w:line="300" w:lineRule="multiple"/>
+        <w:spacing w:before="0" w:after="0" w:line="300" w:lineRule="auto"/>
         <w:jc w:val="left"/>
       </w:pPr>
       <w:r>
@@ -15602,7 +15602,7 @@
           <w:sz w:val="21"/>
           <w:szCs w:val="21"/>
         </w:rPr>
-        <w:spacing w:before="0" w:after="0" w:line="300" w:lineRule="multiple"/>
+        <w:spacing w:before="0" w:after="0" w:line="300" w:lineRule="auto"/>
         <w:jc w:val="left"/>
       </w:pPr>
       <w:r>
@@ -15621,7 +15621,7 @@
           <w:sz w:val="21"/>
           <w:szCs w:val="21"/>
         </w:rPr>
-        <w:spacing w:before="0" w:after="0" w:line="300" w:lineRule="multiple"/>
+        <w:spacing w:before="0" w:after="0" w:line="300" w:lineRule="auto"/>
         <w:jc w:val="left"/>
       </w:pPr>
       <w:r>
@@ -15699,7 +15699,7 @@
           <w:sz w:val="21"/>
           <w:szCs w:val="21"/>
         </w:rPr>
-        <w:spacing w:before="0" w:after="0" w:line="300" w:lineRule="multiple"/>
+        <w:spacing w:before="0" w:after="0" w:line="300" w:lineRule="auto"/>
         <w:jc w:val="left"/>
       </w:pPr>
       <w:r>
@@ -15780,7 +15780,7 @@
           <w:sz w:val="21"/>
           <w:szCs w:val="21"/>
         </w:rPr>
-        <w:spacing w:before="0" w:after="0" w:line="300" w:lineRule="multiple"/>
+        <w:spacing w:before="0" w:after="0" w:line="300" w:lineRule="auto"/>
         <w:jc w:val="left"/>
       </w:pPr>
       <w:r>
@@ -15799,7 +15799,7 @@
           <w:sz w:val="21"/>
           <w:szCs w:val="21"/>
         </w:rPr>
-        <w:spacing w:before="0" w:after="0" w:line="300" w:lineRule="multiple"/>
+        <w:spacing w:before="0" w:after="0" w:line="300" w:lineRule="auto"/>
         <w:jc w:val="left"/>
       </w:pPr>
       <w:r>
@@ -15817,7 +15817,7 @@
           <w:sz w:val="21"/>
           <w:szCs w:val="21"/>
         </w:rPr>
-        <w:spacing w:before="0" w:after="0" w:line="300" w:lineRule="multiple"/>
+        <w:spacing w:before="0" w:after="0" w:line="300" w:lineRule="auto"/>
         <w:jc w:val="left"/>
       </w:pPr>
     </w:p>
@@ -15827,7 +15827,7 @@
           <w:sz w:val="21"/>
           <w:szCs w:val="21"/>
         </w:rPr>
-        <w:spacing w:before="0" w:after="0" w:line="300" w:lineRule="multiple"/>
+        <w:spacing w:before="0" w:after="0" w:line="300" w:lineRule="auto"/>
         <w:jc w:val="left"/>
       </w:pPr>
       <w:r>
@@ -15847,7 +15847,7 @@
           <w:sz w:val="21"/>
           <w:szCs w:val="21"/>
         </w:rPr>
-        <w:spacing w:before="0" w:after="0" w:line="300" w:lineRule="multiple"/>
+        <w:spacing w:before="0" w:after="0" w:line="300" w:lineRule="auto"/>
         <w:jc w:val="left"/>
       </w:pPr>
       <w:r>
@@ -16077,7 +16077,7 @@
           <w:sz w:val="21"/>
           <w:szCs w:val="21"/>
         </w:rPr>
-        <w:spacing w:before="0" w:after="0" w:line="300" w:lineRule="multiple"/>
+        <w:spacing w:before="0" w:after="0" w:line="300" w:lineRule="auto"/>
         <w:jc w:val="left"/>
       </w:pPr>
       <w:r>
@@ -16132,7 +16132,7 @@
           <w:sz w:val="21"/>
           <w:szCs w:val="21"/>
         </w:rPr>
-        <w:spacing w:before="0" w:after="0" w:line="300" w:lineRule="multiple"/>
+        <w:spacing w:before="0" w:after="0" w:line="300" w:lineRule="auto"/>
         <w:jc w:val="left"/>
       </w:pPr>
       <w:r>
@@ -16151,7 +16151,7 @@
           <w:sz w:val="21"/>
           <w:szCs w:val="21"/>
         </w:rPr>
-        <w:spacing w:before="0" w:after="0" w:line="300" w:lineRule="multiple"/>
+        <w:spacing w:before="0" w:after="0" w:line="300" w:lineRule="auto"/>
         <w:jc w:val="left"/>
       </w:pPr>
       <w:r>
@@ -16202,7 +16202,7 @@
           <w:sz w:val="21"/>
           <w:szCs w:val="21"/>
         </w:rPr>
-        <w:spacing w:before="0" w:after="0" w:line="300" w:lineRule="multiple"/>
+        <w:spacing w:before="0" w:after="0" w:line="300" w:lineRule="auto"/>
         <w:jc w:val="left"/>
       </w:pPr>
       <w:r>
@@ -16252,7 +16252,7 @@
           <w:sz w:val="21"/>
           <w:szCs w:val="21"/>
         </w:rPr>
-        <w:spacing w:before="0" w:after="0" w:line="300" w:lineRule="multiple"/>
+        <w:spacing w:before="0" w:after="0" w:line="300" w:lineRule="auto"/>
         <w:jc w:val="left"/>
       </w:pPr>
       <w:r>
@@ -16508,7 +16508,7 @@
           <w:sz w:val="21"/>
           <w:szCs w:val="21"/>
         </w:rPr>
-        <w:spacing w:before="0" w:after="0" w:line="300" w:lineRule="multiple"/>
+        <w:spacing w:before="0" w:after="0" w:line="300" w:lineRule="auto"/>
         <w:jc w:val="left"/>
       </w:pPr>
       <w:r>
@@ -16568,7 +16568,7 @@
           <w:sz w:val="21"/>
           <w:szCs w:val="21"/>
         </w:rPr>
-        <w:spacing w:before="0" w:after="0" w:line="300" w:lineRule="multiple"/>
+        <w:spacing w:before="0" w:after="0" w:line="300" w:lineRule="auto"/>
         <w:jc w:val="left"/>
       </w:pPr>
       <w:r>
@@ -16646,7 +16646,7 @@
           <w:sz w:val="21"/>
           <w:szCs w:val="21"/>
         </w:rPr>
-        <w:spacing w:before="0" w:after="0" w:line="300" w:lineRule="multiple"/>
+        <w:spacing w:before="0" w:after="0" w:line="300" w:lineRule="auto"/>
         <w:jc w:val="left"/>
       </w:pPr>
       <w:r>
@@ -16665,7 +16665,7 @@
           <w:sz w:val="21"/>
           <w:szCs w:val="21"/>
         </w:rPr>
-        <w:spacing w:before="0" w:after="0" w:line="300" w:lineRule="multiple"/>
+        <w:spacing w:before="0" w:after="0" w:line="300" w:lineRule="auto"/>
         <w:jc w:val="left"/>
       </w:pPr>
       <w:r>
@@ -16734,7 +16734,7 @@
           <w:sz w:val="21"/>
           <w:szCs w:val="21"/>
         </w:rPr>
-        <w:spacing w:before="0" w:after="0" w:line="300" w:lineRule="multiple"/>
+        <w:spacing w:before="0" w:after="0" w:line="300" w:lineRule="auto"/>
         <w:jc w:val="left"/>
       </w:pPr>
       <w:r>
@@ -16797,7 +16797,7 @@
           <w:sz w:val="21"/>
           <w:szCs w:val="21"/>
         </w:rPr>
-        <w:spacing w:before="0" w:after="0" w:line="300" w:lineRule="multiple"/>
+        <w:spacing w:before="0" w:after="0" w:line="300" w:lineRule="auto"/>
         <w:jc w:val="left"/>
       </w:pPr>
       <w:r>
@@ -16816,7 +16816,7 @@
           <w:sz w:val="21"/>
           <w:szCs w:val="21"/>
         </w:rPr>
-        <w:spacing w:before="0" w:after="0" w:line="300" w:lineRule="multiple"/>
+        <w:spacing w:before="0" w:after="0" w:line="300" w:lineRule="auto"/>
         <w:jc w:val="left"/>
       </w:pPr>
       <w:r>
@@ -16936,7 +16936,7 @@
           <w:sz w:val="21"/>
           <w:szCs w:val="21"/>
         </w:rPr>
-        <w:spacing w:before="0" w:after="0" w:line="300" w:lineRule="multiple"/>
+        <w:spacing w:before="0" w:after="0" w:line="300" w:lineRule="auto"/>
         <w:jc w:val="left"/>
       </w:pPr>
       <w:r>
@@ -17011,7 +17011,7 @@
           <w:sz w:val="21"/>
           <w:szCs w:val="21"/>
         </w:rPr>
-        <w:spacing w:before="0" w:after="0" w:line="300" w:lineRule="multiple"/>
+        <w:spacing w:before="0" w:after="0" w:line="300" w:lineRule="auto"/>
         <w:jc w:val="left"/>
       </w:pPr>
       <w:r>
@@ -17125,7 +17125,7 @@
           <w:sz w:val="21"/>
           <w:szCs w:val="21"/>
         </w:rPr>
-        <w:spacing w:before="0" w:after="0" w:line="300" w:lineRule="multiple"/>
+        <w:spacing w:before="0" w:after="0" w:line="300" w:lineRule="auto"/>
         <w:jc w:val="left"/>
       </w:pPr>
       <w:r>
@@ -17171,7 +17171,7 @@
           <w:sz w:val="21"/>
           <w:szCs w:val="21"/>
         </w:rPr>
-        <w:spacing w:before="0" w:after="0" w:line="300" w:lineRule="multiple"/>
+        <w:spacing w:before="0" w:after="0" w:line="300" w:lineRule="auto"/>
         <w:jc w:val="left"/>
       </w:pPr>
       <w:r>
@@ -17568,7 +17568,7 @@
           <w:sz w:val="21"/>
           <w:szCs w:val="21"/>
         </w:rPr>
-        <w:spacing w:before="0" w:after="0" w:line="300" w:lineRule="multiple"/>
+        <w:spacing w:before="0" w:after="0" w:line="300" w:lineRule="auto"/>
         <w:jc w:val="left"/>
       </w:pPr>
       <w:r>
@@ -17712,7 +17712,7 @@
           <w:sz w:val="21"/>
           <w:szCs w:val="21"/>
         </w:rPr>
-        <w:spacing w:before="0" w:after="0" w:line="300" w:lineRule="multiple"/>
+        <w:spacing w:before="0" w:after="0" w:line="300" w:lineRule="auto"/>
         <w:jc w:val="left"/>
       </w:pPr>
       <w:r>
@@ -17731,7 +17731,7 @@
           <w:sz w:val="21"/>
           <w:szCs w:val="21"/>
         </w:rPr>
-        <w:spacing w:before="0" w:after="0" w:line="300" w:lineRule="multiple"/>
+        <w:spacing w:before="0" w:after="0" w:line="300" w:lineRule="auto"/>
         <w:jc w:val="left"/>
       </w:pPr>
       <w:r>
@@ -17749,7 +17749,7 @@
           <w:sz w:val="21"/>
           <w:szCs w:val="21"/>
         </w:rPr>
-        <w:spacing w:before="0" w:after="0" w:line="300" w:lineRule="multiple"/>
+        <w:spacing w:before="0" w:after="0" w:line="300" w:lineRule="auto"/>
         <w:jc w:val="left"/>
       </w:pPr>
     </w:p>
@@ -17760,7 +17760,7 @@
           <w:sz w:val="21"/>
           <w:szCs w:val="21"/>
         </w:rPr>
-        <w:spacing w:before="0" w:after="0" w:line="300" w:lineRule="multiple"/>
+        <w:spacing w:before="0" w:after="0" w:line="300" w:lineRule="auto"/>
         <w:jc w:val="left"/>
       </w:pPr>
       <w:r>
@@ -17915,7 +17915,7 @@
           <w:sz w:val="21"/>
           <w:szCs w:val="21"/>
         </w:rPr>
-        <w:spacing w:before="0" w:after="0" w:line="300" w:lineRule="multiple"/>
+        <w:spacing w:before="0" w:after="0" w:line="300" w:lineRule="auto"/>
         <w:jc w:val="left"/>
       </w:pPr>
       <w:r>
@@ -17968,7 +17968,7 @@
           <w:sz w:val="21"/>
           <w:szCs w:val="21"/>
         </w:rPr>
-        <w:spacing w:before="0" w:after="0" w:line="300" w:lineRule="multiple"/>
+        <w:spacing w:before="0" w:after="0" w:line="300" w:lineRule="auto"/>
         <w:jc w:val="left"/>
       </w:pPr>
       <w:r>
@@ -18038,7 +18038,7 @@
           <w:sz w:val="21"/>
           <w:szCs w:val="21"/>
         </w:rPr>
-        <w:spacing w:before="0" w:after="0" w:line="300" w:lineRule="multiple"/>
+        <w:spacing w:before="0" w:after="0" w:line="300" w:lineRule="auto"/>
         <w:jc w:val="left"/>
       </w:pPr>
       <w:r>
@@ -18074,7 +18074,7 @@
           <w:sz w:val="21"/>
           <w:szCs w:val="21"/>
         </w:rPr>
-        <w:spacing w:before="0" w:after="0" w:line="300" w:lineRule="multiple"/>
+        <w:spacing w:before="0" w:after="0" w:line="300" w:lineRule="auto"/>
         <w:jc w:val="left"/>
       </w:pPr>
       <w:r>
@@ -18144,7 +18144,7 @@
           <w:sz w:val="21"/>
           <w:szCs w:val="21"/>
         </w:rPr>
-        <w:spacing w:before="0" w:after="0" w:line="300" w:lineRule="multiple"/>
+        <w:spacing w:before="0" w:after="0" w:line="300" w:lineRule="auto"/>
         <w:jc w:val="left"/>
       </w:pPr>
       <w:r>
@@ -18199,7 +18199,7 @@
           <w:sz w:val="21"/>
           <w:szCs w:val="21"/>
         </w:rPr>
-        <w:spacing w:before="0" w:after="0" w:line="300" w:lineRule="multiple"/>
+        <w:spacing w:before="0" w:after="0" w:line="300" w:lineRule="auto"/>
         <w:jc w:val="left"/>
       </w:pPr>
       <w:r>
@@ -18508,7 +18508,7 @@
           <w:sz w:val="21"/>
           <w:szCs w:val="21"/>
         </w:rPr>
-        <w:spacing w:before="0" w:after="0" w:line="300" w:lineRule="multiple"/>
+        <w:spacing w:before="0" w:after="0" w:line="300" w:lineRule="auto"/>
         <w:jc w:val="left"/>
       </w:pPr>
       <w:r>
@@ -18604,7 +18604,7 @@
           <w:sz w:val="21"/>
           <w:szCs w:val="21"/>
         </w:rPr>
-        <w:spacing w:before="0" w:after="0" w:line="300" w:lineRule="multiple"/>
+        <w:spacing w:before="0" w:after="0" w:line="300" w:lineRule="auto"/>
         <w:jc w:val="left"/>
       </w:pPr>
       <w:r>
@@ -18697,7 +18697,7 @@
           <w:sz w:val="21"/>
           <w:szCs w:val="21"/>
         </w:rPr>
-        <w:spacing w:before="0" w:after="0" w:line="300" w:lineRule="multiple"/>
+        <w:spacing w:before="0" w:after="0" w:line="300" w:lineRule="auto"/>
         <w:jc w:val="left"/>
       </w:pPr>
       <w:r>
@@ -18772,7 +18772,7 @@
           <w:sz w:val="21"/>
           <w:szCs w:val="21"/>
         </w:rPr>
-        <w:spacing w:before="0" w:after="0" w:line="300" w:lineRule="multiple"/>
+        <w:spacing w:before="0" w:after="0" w:line="300" w:lineRule="auto"/>
         <w:jc w:val="left"/>
       </w:pPr>
       <w:r>
@@ -18829,7 +18829,7 @@
           <w:sz w:val="21"/>
           <w:szCs w:val="21"/>
         </w:rPr>
-        <w:spacing w:before="0" w:after="0" w:line="300" w:lineRule="multiple"/>
+        <w:spacing w:before="0" w:after="0" w:line="300" w:lineRule="auto"/>
         <w:jc w:val="left"/>
       </w:pPr>
       <w:r>
@@ -19010,7 +19010,7 @@
           <w:sz w:val="21"/>
           <w:szCs w:val="21"/>
         </w:rPr>
-        <w:spacing w:before="0" w:after="0" w:line="300" w:lineRule="multiple"/>
+        <w:spacing w:before="0" w:after="0" w:line="300" w:lineRule="auto"/>
         <w:jc w:val="left"/>
       </w:pPr>
       <w:r>
@@ -19159,7 +19159,7 @@
           <w:sz w:val="21"/>
           <w:szCs w:val="21"/>
         </w:rPr>
-        <w:spacing w:before="0" w:after="0" w:line="300" w:lineRule="multiple"/>
+        <w:spacing w:before="0" w:after="0" w:line="300" w:lineRule="auto"/>
         <w:jc w:val="left"/>
       </w:pPr>
       <w:r>
@@ -19299,7 +19299,7 @@
           <w:sz w:val="21"/>
           <w:szCs w:val="21"/>
         </w:rPr>
-        <w:spacing w:before="0" w:after="0" w:line="300" w:lineRule="multiple"/>
+        <w:spacing w:before="0" w:after="0" w:line="300" w:lineRule="auto"/>
         <w:jc w:val="left"/>
       </w:pPr>
       <w:r>
@@ -19380,7 +19380,7 @@
           <w:sz w:val="21"/>
           <w:szCs w:val="21"/>
         </w:rPr>
-        <w:spacing w:before="0" w:after="0" w:line="300" w:lineRule="multiple"/>
+        <w:spacing w:before="0" w:after="0" w:line="300" w:lineRule="auto"/>
         <w:jc w:val="left"/>
       </w:pPr>
       <w:r>
@@ -19451,7 +19451,7 @@
           <w:sz w:val="21"/>
           <w:szCs w:val="21"/>
         </w:rPr>
-        <w:spacing w:before="0" w:after="0" w:line="300" w:lineRule="multiple"/>
+        <w:spacing w:before="0" w:after="0" w:line="300" w:lineRule="auto"/>
         <w:jc w:val="left"/>
       </w:pPr>
       <w:r>
@@ -19470,7 +19470,7 @@
           <w:sz w:val="21"/>
           <w:szCs w:val="21"/>
         </w:rPr>
-        <w:spacing w:before="0" w:after="0" w:line="300" w:lineRule="multiple"/>
+        <w:spacing w:before="0" w:after="0" w:line="300" w:lineRule="auto"/>
         <w:jc w:val="left"/>
       </w:pPr>
       <m:oMath>
@@ -19695,7 +19695,7 @@
           <w:sz w:val="21"/>
           <w:szCs w:val="21"/>
         </w:rPr>
-        <w:spacing w:before="0" w:after="0" w:line="300" w:lineRule="multiple"/>
+        <w:spacing w:before="0" w:after="0" w:line="300" w:lineRule="auto"/>
         <w:jc w:val="left"/>
       </w:pPr>
     </w:p>
@@ -19705,7 +19705,7 @@
           <w:sz w:val="21"/>
           <w:szCs w:val="21"/>
         </w:rPr>
-        <w:spacing w:before="0" w:after="0" w:line="300" w:lineRule="multiple"/>
+        <w:spacing w:before="0" w:after="0" w:line="300" w:lineRule="auto"/>
         <w:jc w:val="left"/>
       </w:pPr>
       <w:r>
@@ -19725,7 +19725,7 @@
           <w:sz w:val="21"/>
           <w:szCs w:val="21"/>
         </w:rPr>
-        <w:spacing w:before="0" w:after="0" w:line="300" w:lineRule="multiple"/>
+        <w:spacing w:before="0" w:after="0" w:line="300" w:lineRule="auto"/>
         <w:jc w:val="left"/>
       </w:pPr>
       <w:r>
@@ -19868,7 +19868,7 @@
           <w:sz w:val="21"/>
           <w:szCs w:val="21"/>
         </w:rPr>
-        <w:spacing w:before="0" w:after="0" w:line="300" w:lineRule="multiple"/>
+        <w:spacing w:before="0" w:after="0" w:line="300" w:lineRule="auto"/>
         <w:jc w:val="left"/>
       </w:pPr>
       <w:r>
@@ -19923,7 +19923,7 @@
           <w:sz w:val="21"/>
           <w:szCs w:val="21"/>
         </w:rPr>
-        <w:spacing w:before="0" w:after="0" w:line="300" w:lineRule="multiple"/>
+        <w:spacing w:before="0" w:after="0" w:line="300" w:lineRule="auto"/>
         <w:jc w:val="left"/>
       </w:pPr>
       <w:r>
@@ -19998,7 +19998,7 @@
           <w:sz w:val="21"/>
           <w:szCs w:val="21"/>
         </w:rPr>
-        <w:spacing w:before="0" w:after="0" w:line="300" w:lineRule="multiple"/>
+        <w:spacing w:before="0" w:after="0" w:line="300" w:lineRule="auto"/>
         <w:jc w:val="left"/>
       </w:pPr>
       <w:r>
@@ -20073,7 +20073,7 @@
           <w:sz w:val="21"/>
           <w:szCs w:val="21"/>
         </w:rPr>
-        <w:spacing w:before="0" w:after="0" w:line="300" w:lineRule="multiple"/>
+        <w:spacing w:before="0" w:after="0" w:line="300" w:lineRule="auto"/>
         <w:jc w:val="left"/>
       </w:pPr>
       <w:r>
@@ -20148,7 +20148,7 @@
           <w:sz w:val="21"/>
           <w:szCs w:val="21"/>
         </w:rPr>
-        <w:spacing w:before="0" w:after="0" w:line="300" w:lineRule="multiple"/>
+        <w:spacing w:before="0" w:after="0" w:line="300" w:lineRule="auto"/>
         <w:jc w:val="left"/>
       </w:pPr>
       <w:r>
@@ -20197,7 +20197,7 @@
           <w:sz w:val="21"/>
           <w:szCs w:val="21"/>
         </w:rPr>
-        <w:spacing w:before="0" w:after="0" w:line="300" w:lineRule="multiple"/>
+        <w:spacing w:before="0" w:after="0" w:line="300" w:lineRule="auto"/>
         <w:jc w:val="left"/>
       </w:pPr>
       <w:r>
@@ -20257,7 +20257,7 @@
           <w:sz w:val="21"/>
           <w:szCs w:val="21"/>
         </w:rPr>
-        <w:spacing w:before="0" w:after="0" w:line="300" w:lineRule="multiple"/>
+        <w:spacing w:before="0" w:after="0" w:line="300" w:lineRule="auto"/>
         <w:jc w:val="left"/>
       </w:pPr>
       <w:r>
@@ -20396,7 +20396,7 @@
           <w:sz w:val="21"/>
           <w:szCs w:val="21"/>
         </w:rPr>
-        <w:spacing w:before="0" w:after="0" w:line="300" w:lineRule="multiple"/>
+        <w:spacing w:before="0" w:after="0" w:line="300" w:lineRule="auto"/>
         <w:jc w:val="left"/>
       </w:pPr>
       <w:r>
@@ -20575,7 +20575,7 @@
           <w:sz w:val="21"/>
           <w:szCs w:val="21"/>
         </w:rPr>
-        <w:spacing w:before="0" w:after="0" w:line="300" w:lineRule="multiple"/>
+        <w:spacing w:before="0" w:after="0" w:line="300" w:lineRule="auto"/>
         <w:jc w:val="left"/>
       </w:pPr>
       <w:r>
@@ -20594,7 +20594,7 @@
           <w:sz w:val="21"/>
           <w:szCs w:val="21"/>
         </w:rPr>
-        <w:spacing w:before="0" w:after="0" w:line="300" w:lineRule="multiple"/>
+        <w:spacing w:before="0" w:after="0" w:line="300" w:lineRule="auto"/>
         <w:jc w:val="left"/>
       </w:pPr>
       <w:r>
@@ -20767,7 +20767,7 @@
           <w:sz w:val="21"/>
           <w:szCs w:val="21"/>
         </w:rPr>
-        <w:spacing w:before="0" w:after="0" w:line="300" w:lineRule="multiple"/>
+        <w:spacing w:before="0" w:after="0" w:line="300" w:lineRule="auto"/>
         <w:jc w:val="left"/>
       </w:pPr>
       <w:r>
@@ -20866,7 +20866,7 @@
           <w:sz w:val="21"/>
           <w:szCs w:val="21"/>
         </w:rPr>
-        <w:spacing w:before="0" w:after="0" w:line="300" w:lineRule="multiple"/>
+        <w:spacing w:before="0" w:after="0" w:line="300" w:lineRule="auto"/>
         <w:jc w:val="left"/>
       </w:pPr>
       <w:r>
@@ -20941,7 +20941,7 @@
           <w:sz w:val="21"/>
           <w:szCs w:val="21"/>
         </w:rPr>
-        <w:spacing w:before="0" w:after="0" w:line="300" w:lineRule="multiple"/>
+        <w:spacing w:before="0" w:after="0" w:line="300" w:lineRule="auto"/>
         <w:jc w:val="left"/>
       </w:pPr>
       <w:r>
@@ -21172,7 +21172,7 @@
           <w:sz w:val="21"/>
           <w:szCs w:val="21"/>
         </w:rPr>
-        <w:spacing w:before="0" w:after="0" w:line="300" w:lineRule="multiple"/>
+        <w:spacing w:before="0" w:after="0" w:line="300" w:lineRule="auto"/>
         <w:jc w:val="left"/>
       </w:pPr>
       <w:r>
@@ -21247,7 +21247,7 @@
           <w:sz w:val="21"/>
           <w:szCs w:val="21"/>
         </w:rPr>
-        <w:spacing w:before="0" w:after="0" w:line="300" w:lineRule="multiple"/>
+        <w:spacing w:before="0" w:after="0" w:line="300" w:lineRule="auto"/>
         <w:jc w:val="left"/>
       </w:pPr>
       <w:r>
@@ -21320,7 +21320,7 @@
           <w:sz w:val="21"/>
           <w:szCs w:val="21"/>
         </w:rPr>
-        <w:spacing w:before="0" w:after="0" w:line="300" w:lineRule="multiple"/>
+        <w:spacing w:before="0" w:after="0" w:line="300" w:lineRule="auto"/>
         <w:jc w:val="left"/>
       </w:pPr>
       <w:r>
@@ -21338,7 +21338,7 @@
           <w:sz w:val="21"/>
           <w:szCs w:val="21"/>
         </w:rPr>
-        <w:spacing w:before="0" w:after="0" w:line="300" w:lineRule="multiple"/>
+        <w:spacing w:before="0" w:after="0" w:line="300" w:lineRule="auto"/>
         <w:jc w:val="left"/>
       </w:pPr>
     </w:p>
@@ -21347,14 +21347,14 @@
 </file>
 
 <file path=word/footer1.xml><?xml version="1.0" encoding="utf-8"?>
-<w:ftr xmlns:w="http://schemas.openxmlformats.org/wordprocessingml/2006/main" xmlns:r="http://schemas.openxmlformats.org/officeDocument/2006/relationships">
-  <w:p>
+<w:ftr xmlns:w="http://schemas.openxmlformats.org/wordprocessingml/2006/main">
+  <w:p xmlns:w="http://schemas.openxmlformats.org/wordprocessingml/2006/main">
     <w:pPr>
       <w:jc w:val="center"/>
     </w:pPr>
     <w:r>
       <w:rPr>
-        <w:rFonts w:ascii="Times New Roman" w:hAnsi="Times New Roman" w:eastAsia="宋体"/>
+        <w:rFonts w:ascii="Times New Roman" w:hAnsi="Times New Roman" w:eastAsia="宋体" w:cs="Times New Roman"/>
         <w:sz w:val="21"/>
         <w:szCs w:val="21"/>
       </w:rPr>
@@ -21362,47 +21362,107 @@
     </w:r>
     <w:r>
       <w:rPr>
-        <w:rFonts w:ascii="Times New Roman" w:hAnsi="Times New Roman" w:eastAsia="宋体"/>
+        <w:rFonts w:ascii="Times New Roman" w:hAnsi="Times New Roman" w:eastAsia="宋体" w:cs="Times New Roman"/>
         <w:sz w:val="21"/>
         <w:szCs w:val="21"/>
       </w:rPr>
-      <w:t xml:space="preserve">第</w:t>
+      <w:t>第</w:t>
     </w:r>
-    <w:fldSimple w:instr=" PAGE ">
-      <w:r>
-        <w:rPr>
-          <w:rFonts w:ascii="Times New Roman" w:hAnsi="Times New Roman" w:eastAsia="宋体"/>
-          <w:sz w:val="21"/>
-          <w:szCs w:val="21"/>
-        </w:rPr>
-        <w:t xml:space="preserve">1</w:t>
-      </w:r>
-    </w:fldSimple>
     <w:r>
       <w:rPr>
-        <w:rFonts w:ascii="Times New Roman" w:hAnsi="Times New Roman" w:eastAsia="宋体"/>
+        <w:rFonts w:ascii="Times New Roman" w:hAnsi="Times New Roman" w:eastAsia="宋体" w:cs="Times New Roman"/>
         <w:sz w:val="21"/>
         <w:szCs w:val="21"/>
       </w:rPr>
-      <w:t xml:space="preserve">页（共</w:t>
+      <w:fldChar w:fldCharType="begin"/>
     </w:r>
-    <w:fldSimple w:instr=" NUMPAGES ">
-      <w:r>
-        <w:rPr>
-          <w:rFonts w:ascii="Times New Roman" w:hAnsi="Times New Roman" w:eastAsia="宋体"/>
-          <w:sz w:val="21"/>
-          <w:szCs w:val="21"/>
-        </w:rPr>
-        <w:t xml:space="preserve">1</w:t>
-      </w:r>
-    </w:fldSimple>
     <w:r>
       <w:rPr>
-        <w:rFonts w:ascii="Times New Roman" w:hAnsi="Times New Roman" w:eastAsia="宋体"/>
+        <w:rFonts w:ascii="Times New Roman" w:hAnsi="Times New Roman" w:eastAsia="宋体" w:cs="Times New Roman"/>
         <w:sz w:val="21"/>
         <w:szCs w:val="21"/>
       </w:rPr>
-      <w:t xml:space="preserve">页）</w:t>
+      <w:instrText xml:space="preserve"> PAGE </w:instrText>
+    </w:r>
+    <w:r>
+      <w:rPr>
+        <w:rFonts w:ascii="Times New Roman" w:hAnsi="Times New Roman" w:eastAsia="宋体" w:cs="Times New Roman"/>
+        <w:sz w:val="21"/>
+        <w:szCs w:val="21"/>
+      </w:rPr>
+      <w:fldChar w:fldCharType="separate"/>
+    </w:r>
+    <w:r>
+      <w:rPr>
+        <w:rFonts w:ascii="Times New Roman" w:hAnsi="Times New Roman" w:eastAsia="宋体" w:cs="Times New Roman"/>
+        <w:sz w:val="21"/>
+        <w:szCs w:val="21"/>
+      </w:rPr>
+      <w:t>1</w:t>
+    </w:r>
+    <w:r>
+      <w:rPr>
+        <w:rFonts w:ascii="Times New Roman" w:hAnsi="Times New Roman" w:eastAsia="宋体" w:cs="Times New Roman"/>
+        <w:sz w:val="21"/>
+        <w:szCs w:val="21"/>
+      </w:rPr>
+      <w:fldChar w:fldCharType="end"/>
+    </w:r>
+    <w:r>
+      <w:rPr>
+        <w:rFonts w:ascii="Times New Roman" w:hAnsi="Times New Roman" w:eastAsia="宋体" w:cs="Times New Roman"/>
+        <w:sz w:val="21"/>
+        <w:szCs w:val="21"/>
+      </w:rPr>
+      <w:t>页（共</w:t>
+    </w:r>
+    <w:r>
+      <w:rPr>
+        <w:rFonts w:ascii="Times New Roman" w:hAnsi="Times New Roman" w:eastAsia="宋体" w:cs="Times New Roman"/>
+        <w:sz w:val="21"/>
+        <w:szCs w:val="21"/>
+      </w:rPr>
+      <w:fldChar w:fldCharType="begin"/>
+    </w:r>
+    <w:r>
+      <w:rPr>
+        <w:rFonts w:ascii="Times New Roman" w:hAnsi="Times New Roman" w:eastAsia="宋体" w:cs="Times New Roman"/>
+        <w:sz w:val="21"/>
+        <w:szCs w:val="21"/>
+      </w:rPr>
+      <w:instrText xml:space="preserve"> NUMPAGES </w:instrText>
+    </w:r>
+    <w:r>
+      <w:rPr>
+        <w:rFonts w:ascii="Times New Roman" w:hAnsi="Times New Roman" w:eastAsia="宋体" w:cs="Times New Roman"/>
+        <w:sz w:val="21"/>
+        <w:szCs w:val="21"/>
+      </w:rPr>
+      <w:fldChar w:fldCharType="separate"/>
+    </w:r>
+    <w:r>
+      <w:rPr>
+        <w:rFonts w:ascii="Times New Roman" w:hAnsi="Times New Roman" w:eastAsia="宋体" w:cs="Times New Roman"/>
+        <w:sz w:val="21"/>
+        <w:szCs w:val="21"/>
+      </w:rPr>
+      <w:t>13</w:t>
+    </w:r>
+    <w:r>
+      <w:rPr>
+        <w:rFonts w:ascii="Times New Roman" w:hAnsi="Times New Roman" w:eastAsia="宋体" w:cs="Times New Roman"/>
+        <w:sz w:val="21"/>
+        <w:szCs w:val="21"/>
+      </w:rPr>
+      <w:fldChar w:fldCharType="end"/>
+    </w:r>
+    <w:r>
+      <w:rPr>
+        <w:rFonts w:ascii="Times New Roman" w:hAnsi="Times New Roman" w:eastAsia="宋体" w:cs="Times New Roman"/>
+        <w:sz w:val="21"/>
+        <w:szCs w:val="21"/>
+      </w:rPr>
+      <w:t>页）</w:t>
     </w:r>
   </w:p>
 </w:ftr>
@@ -21616,15 +21676,14 @@
   <w:docDefaults>
     <w:rPrDefault>
       <w:rPr>
-        <w:rFonts w:cstheme="minorBidi" w:ascii="Times New Roman" w:hAnsi="Times New Roman" w:eastAsia="宋体" w:cs="Times New Roman"/>
+        <w:rFonts w:ascii="Times New Roman" w:hAnsi="Times New Roman" w:eastAsia="宋体" w:cs="Times New Roman"/>
         <w:sz w:val="21"/>
         <w:szCs w:val="21"/>
-        <w:lang w:val="en-US" w:eastAsia="en-US" w:bidi="ar-SA"/>
       </w:rPr>
     </w:rPrDefault>
     <w:pPrDefault>
       <w:pPr>
-        <w:spacing w:after="200" w:line="276" w:lineRule="auto"/>
+        <w:spacing w:before="0" w:after="0" w:line="300" w:lineRule="auto"/>
       </w:pPr>
     </w:pPrDefault>
   </w:docDefaults>

--- a/高中物理/高中物理同步/人教版选必2 第1章 安培力与洛伦兹力·中档卷（19题）.docx
+++ b/高中物理/高中物理同步/人教版选必2 第1章 安培力与洛伦兹力·中档卷（19题）.docx
@@ -21350,7 +21350,7 @@
 <w:ftr xmlns:w="http://schemas.openxmlformats.org/wordprocessingml/2006/main">
   <w:p xmlns:w="http://schemas.openxmlformats.org/wordprocessingml/2006/main">
     <w:pPr>
-      <w:jc w:val="center"/>
+      <w:jc w:val="left"/>
     </w:pPr>
     <w:r>
       <w:rPr>

--- a/高中物理/高中物理同步/人教版选必2 第1章 安培力与洛伦兹力·中档卷（19题）.docx
+++ b/高中物理/高中物理同步/人教版选必2 第1章 安培力与洛伦兹力·中档卷（19题）.docx
@@ -21422,39 +21422,7 @@
         <w:sz w:val="21"/>
         <w:szCs w:val="21"/>
       </w:rPr>
-      <w:fldChar w:fldCharType="begin"/>
-    </w:r>
-    <w:r>
-      <w:rPr>
-        <w:rFonts w:ascii="Times New Roman" w:hAnsi="Times New Roman" w:eastAsia="宋体" w:cs="Times New Roman"/>
-        <w:sz w:val="21"/>
-        <w:szCs w:val="21"/>
-      </w:rPr>
-      <w:instrText xml:space="preserve"> NUMPAGES </w:instrText>
-    </w:r>
-    <w:r>
-      <w:rPr>
-        <w:rFonts w:ascii="Times New Roman" w:hAnsi="Times New Roman" w:eastAsia="宋体" w:cs="Times New Roman"/>
-        <w:sz w:val="21"/>
-        <w:szCs w:val="21"/>
-      </w:rPr>
-      <w:fldChar w:fldCharType="separate"/>
-    </w:r>
-    <w:r>
-      <w:rPr>
-        <w:rFonts w:ascii="Times New Roman" w:hAnsi="Times New Roman" w:eastAsia="宋体" w:cs="Times New Roman"/>
-        <w:sz w:val="21"/>
-        <w:szCs w:val="21"/>
-      </w:rPr>
       <w:t>13</w:t>
-    </w:r>
-    <w:r>
-      <w:rPr>
-        <w:rFonts w:ascii="Times New Roman" w:hAnsi="Times New Roman" w:eastAsia="宋体" w:cs="Times New Roman"/>
-        <w:sz w:val="21"/>
-        <w:szCs w:val="21"/>
-      </w:rPr>
-      <w:fldChar w:fldCharType="end"/>
     </w:r>
     <w:r>
       <w:rPr>
